--- a/laba_5/5_Кравчук.docx
+++ b/laba_5/5_Кравчук.docx
@@ -7143,15 +7143,7 @@
                 <w:sz w:val="28"/>
                 <w:szCs w:val="28"/>
               </w:rPr>
-              <m:t>'</m:t>
-            </m:r>
-            <m:r>
-              <w:rPr>
-                <w:rFonts w:ascii="Cambria Math" w:hAnsi="Cambria Math"/>
-                <w:sz w:val="28"/>
-                <w:szCs w:val="28"/>
-              </w:rPr>
-              <m:t>'</m:t>
+              <m:t>''</m:t>
             </m:r>
           </m:sup>
         </m:sSup>
@@ -7316,7 +7308,7 @@
           <w:sz w:val="28"/>
           <w:szCs w:val="28"/>
         </w:rPr>
-        <w:t>Исходное уравнение второго порядка эквивалентно системе двух ДУ первого порядка</w:t>
+        <w:t>Отрезок</w:t>
       </w:r>
       <w:r>
         <w:rPr>
@@ -7337,6 +7329,242 @@
     <w:p>
       <w:pPr>
         <w:rPr>
+          <w:rFonts w:eastAsiaTheme="minorEastAsia"/>
+          <w:sz w:val="28"/>
+          <w:szCs w:val="28"/>
+          <w:lang w:val="en-US"/>
+        </w:rPr>
+      </w:pPr>
+      <m:oMathPara>
+        <m:oMath>
+          <m:r>
+            <w:rPr>
+              <w:rFonts w:ascii="Cambria Math" w:eastAsiaTheme="minorEastAsia" w:hAnsi="Cambria Math"/>
+              <w:sz w:val="28"/>
+              <w:szCs w:val="28"/>
+            </w:rPr>
+            <m:t>x∈</m:t>
+          </m:r>
+          <m:d>
+            <m:dPr>
+              <m:begChr m:val="["/>
+              <m:endChr m:val="]"/>
+              <m:ctrlPr>
+                <w:rPr>
+                  <w:rFonts w:ascii="Cambria Math" w:eastAsiaTheme="minorEastAsia" w:hAnsi="Cambria Math"/>
+                  <w:i/>
+                  <w:sz w:val="28"/>
+                  <w:szCs w:val="28"/>
+                </w:rPr>
+              </m:ctrlPr>
+            </m:dPr>
+            <m:e>
+              <m:r>
+                <w:rPr>
+                  <w:rFonts w:ascii="Cambria Math" w:eastAsiaTheme="minorEastAsia" w:hAnsi="Cambria Math"/>
+                  <w:sz w:val="28"/>
+                  <w:szCs w:val="28"/>
+                </w:rPr>
+                <m:t>0</m:t>
+              </m:r>
+              <m:r>
+                <w:rPr>
+                  <w:rFonts w:ascii="Cambria Math" w:eastAsiaTheme="minorEastAsia" w:hAnsi="Cambria Math"/>
+                  <w:sz w:val="28"/>
+                  <w:szCs w:val="28"/>
+                  <w:lang w:val="en-US"/>
+                </w:rPr>
+                <m:t>;0,5</m:t>
+              </m:r>
+              <m:ctrlPr>
+                <w:rPr>
+                  <w:rFonts w:ascii="Cambria Math" w:eastAsiaTheme="minorEastAsia" w:hAnsi="Cambria Math"/>
+                  <w:i/>
+                  <w:sz w:val="28"/>
+                  <w:szCs w:val="28"/>
+                  <w:lang w:val="en-US"/>
+                </w:rPr>
+              </m:ctrlPr>
+            </m:e>
+          </m:d>
+        </m:oMath>
+      </m:oMathPara>
+    </w:p>
+    <w:p>
+      <w:pPr>
+        <w:rPr>
+          <w:sz w:val="28"/>
+          <w:szCs w:val="28"/>
+          <w:lang w:val="en-US"/>
+        </w:rPr>
+      </w:pPr>
+    </w:p>
+    <w:p>
+      <w:pPr>
+        <w:rPr>
+          <w:sz w:val="28"/>
+          <w:szCs w:val="28"/>
+          <w:lang w:val="en-US"/>
+        </w:rPr>
+      </w:pPr>
+      <w:r>
+        <w:rPr>
+          <w:sz w:val="28"/>
+          <w:szCs w:val="28"/>
+        </w:rPr>
+        <w:t>Точность</w:t>
+      </w:r>
+      <w:r>
+        <w:rPr>
+          <w:sz w:val="28"/>
+          <w:szCs w:val="28"/>
+          <w:lang w:val="en-US"/>
+        </w:rPr>
+        <w:t>:</w:t>
+      </w:r>
+    </w:p>
+    <w:p>
+      <w:pPr>
+        <w:rPr>
+          <w:sz w:val="28"/>
+          <w:szCs w:val="28"/>
+        </w:rPr>
+      </w:pPr>
+    </w:p>
+    <w:p>
+      <w:pPr>
+        <w:rPr>
+          <w:rFonts w:eastAsiaTheme="minorEastAsia"/>
+          <w:sz w:val="28"/>
+          <w:szCs w:val="28"/>
+          <w:lang w:val="en-US"/>
+        </w:rPr>
+      </w:pPr>
+      <m:oMathPara>
+        <m:oMath>
+          <m:r>
+            <w:rPr>
+              <w:rFonts w:ascii="Cambria Math" w:eastAsiaTheme="minorEastAsia" w:hAnsi="Cambria Math"/>
+              <w:sz w:val="28"/>
+              <w:szCs w:val="28"/>
+              <w:lang w:val="en-US"/>
+            </w:rPr>
+            <m:t>ε=0,001</m:t>
+          </m:r>
+        </m:oMath>
+      </m:oMathPara>
+    </w:p>
+    <w:p>
+      <w:pPr>
+        <w:rPr>
+          <w:sz w:val="28"/>
+          <w:szCs w:val="28"/>
+        </w:rPr>
+      </w:pPr>
+    </w:p>
+    <w:p>
+      <w:pPr>
+        <w:rPr>
+          <w:sz w:val="28"/>
+          <w:szCs w:val="28"/>
+          <w:lang w:val="en-US"/>
+        </w:rPr>
+      </w:pPr>
+      <w:r>
+        <w:rPr>
+          <w:sz w:val="28"/>
+          <w:szCs w:val="28"/>
+        </w:rPr>
+        <w:t>Введём замену</w:t>
+      </w:r>
+      <w:r>
+        <w:rPr>
+          <w:sz w:val="28"/>
+          <w:szCs w:val="28"/>
+          <w:lang w:val="en-US"/>
+        </w:rPr>
+        <w:t>:</w:t>
+      </w:r>
+    </w:p>
+    <w:p>
+      <w:pPr>
+        <w:rPr>
+          <w:sz w:val="28"/>
+          <w:szCs w:val="28"/>
+          <w:lang w:val="en-US"/>
+        </w:rPr>
+      </w:pPr>
+    </w:p>
+    <w:p>
+      <w:pPr>
+        <w:rPr>
+          <w:sz w:val="28"/>
+          <w:szCs w:val="28"/>
+        </w:rPr>
+      </w:pPr>
+      <m:oMathPara>
+        <m:oMath>
+          <m:r>
+            <w:rPr>
+              <w:rFonts w:ascii="Cambria Math" w:hAnsi="Cambria Math"/>
+              <w:sz w:val="28"/>
+              <w:szCs w:val="28"/>
+            </w:rPr>
+            <m:t>z = y'</m:t>
+          </m:r>
+        </m:oMath>
+      </m:oMathPara>
+    </w:p>
+    <w:p>
+      <w:pPr>
+        <w:jc w:val="center"/>
+        <w:rPr>
+          <w:sz w:val="28"/>
+          <w:szCs w:val="28"/>
+          <w:lang w:val="en-US"/>
+        </w:rPr>
+      </w:pPr>
+    </w:p>
+    <w:p>
+      <w:pPr>
+        <w:rPr>
+          <w:sz w:val="28"/>
+          <w:szCs w:val="28"/>
+          <w:lang w:val="en-US"/>
+        </w:rPr>
+      </w:pPr>
+      <w:r>
+        <w:rPr>
+          <w:sz w:val="28"/>
+          <w:szCs w:val="28"/>
+        </w:rPr>
+        <w:t>Получаем систему</w:t>
+      </w:r>
+      <w:r>
+        <w:rPr>
+          <w:sz w:val="28"/>
+          <w:szCs w:val="28"/>
+          <w:lang w:val="en-US"/>
+        </w:rPr>
+        <w:t>:</w:t>
+      </w:r>
+    </w:p>
+    <w:p>
+      <w:pPr>
+        <w:rPr>
+          <w:sz w:val="28"/>
+          <w:szCs w:val="28"/>
+          <w:lang w:val="en-US"/>
+        </w:rPr>
+      </w:pPr>
+    </w:p>
+    <w:p>
+      <w:pPr>
+        <w:pStyle w:val="a9"/>
+        <w:rPr>
+          <w:rFonts w:eastAsiaTheme="minorEastAsia"/>
+          <w:bCs w:val="0"/>
+          <w:i/>
           <w:sz w:val="28"/>
           <w:szCs w:val="28"/>
         </w:rPr>
@@ -7350,6 +7578,7 @@
               <m:ctrlPr>
                 <w:rPr>
                   <w:rFonts w:ascii="Cambria Math" w:hAnsi="Cambria Math"/>
+                  <w:bCs w:val="0"/>
                   <w:i/>
                   <w:sz w:val="28"/>
                   <w:szCs w:val="28"/>
@@ -7362,12 +7591,24 @@
                   <m:ctrlPr>
                     <w:rPr>
                       <w:rFonts w:ascii="Cambria Math" w:hAnsi="Cambria Math"/>
+                      <w:bCs w:val="0"/>
                       <w:i/>
                       <w:sz w:val="28"/>
                       <w:szCs w:val="28"/>
                     </w:rPr>
                   </m:ctrlPr>
                 </m:eqArrPr>
+                <m:e>
+                  <m:r>
+                    <w:rPr>
+                      <w:rFonts w:ascii="Cambria Math" w:hAnsi="Cambria Math"/>
+                      <w:sz w:val="28"/>
+                      <w:szCs w:val="28"/>
+                      <w:lang w:val="en-US"/>
+                    </w:rPr>
+                    <m:t>y' = z</m:t>
+                  </m:r>
+                </m:e>
                 <m:e>
                   <m:sSup>
                     <m:sSupPr>
@@ -7387,18 +7628,10 @@
                           <w:sz w:val="28"/>
                           <w:szCs w:val="28"/>
                         </w:rPr>
-                        <m:t>y</m:t>
+                        <m:t>z</m:t>
                       </m:r>
                     </m:e>
                     <m:sup>
-                      <m:r>
-                        <w:rPr>
-                          <w:rFonts w:ascii="Cambria Math" w:hAnsi="Cambria Math"/>
-                          <w:sz w:val="28"/>
-                          <w:szCs w:val="28"/>
-                        </w:rPr>
-                        <m:t>1</m:t>
-                      </m:r>
                       <m:r>
                         <w:rPr>
                           <w:rFonts w:ascii="Cambria Math" w:hAnsi="Cambria Math"/>
@@ -7417,55 +7650,24 @@
                     </w:rPr>
                     <m:t xml:space="preserve">= </m:t>
                   </m:r>
-                  <m:sSup>
-                    <m:sSupPr>
-                      <m:ctrlPr>
-                        <w:rPr>
-                          <w:rFonts w:ascii="Cambria Math" w:hAnsi="Cambria Math"/>
-                          <w:i/>
-                          <w:sz w:val="28"/>
-                          <w:szCs w:val="28"/>
-                        </w:rPr>
-                      </m:ctrlPr>
-                    </m:sSupPr>
-                    <m:e>
-                      <m:r>
-                        <w:rPr>
-                          <w:rFonts w:ascii="Cambria Math" w:hAnsi="Cambria Math"/>
-                          <w:sz w:val="28"/>
-                          <w:szCs w:val="28"/>
-                        </w:rPr>
-                        <m:t>y</m:t>
-                      </m:r>
-                    </m:e>
-                    <m:sup>
-                      <m:r>
-                        <w:rPr>
-                          <w:rFonts w:ascii="Cambria Math" w:hAnsi="Cambria Math"/>
-                          <w:sz w:val="28"/>
-                          <w:szCs w:val="28"/>
-                        </w:rPr>
-                        <m:t>2</m:t>
-                      </m:r>
-                    </m:sup>
-                  </m:sSup>
                   <m:r>
                     <w:rPr>
                       <w:rFonts w:ascii="Cambria Math" w:hAnsi="Cambria Math"/>
                       <w:sz w:val="28"/>
                       <w:szCs w:val="28"/>
                     </w:rPr>
-                    <m:t>,</m:t>
+                    <m:t>1-</m:t>
                   </m:r>
-                </m:e>
-                <m:e>
                   <m:r>
+                    <m:rPr>
+                      <m:sty m:val="p"/>
+                    </m:rPr>
                     <w:rPr>
                       <w:rFonts w:ascii="Cambria Math" w:hAnsi="Cambria Math"/>
                       <w:sz w:val="28"/>
                       <w:szCs w:val="28"/>
                     </w:rPr>
-                    <m:t xml:space="preserve">    </m:t>
+                    <m:t>sin⁡</m:t>
                   </m:r>
                   <m:r>
                     <w:rPr>
@@ -7473,7 +7675,7 @@
                       <w:sz w:val="28"/>
                       <w:szCs w:val="28"/>
                     </w:rPr>
-                    <m:t>y₂' = 1 - sin(0.75x + y₁²)</m:t>
+                    <m:t>(0,75x+y^2)</m:t>
                   </m:r>
                 </m:e>
               </m:eqArr>
@@ -7484,30 +7686,34 @@
     </w:p>
     <w:p>
       <w:pPr>
-        <w:rPr>
-          <w:sz w:val="28"/>
-          <w:szCs w:val="28"/>
-        </w:rPr>
-      </w:pPr>
-    </w:p>
-    <w:p>
-      <w:pPr>
-        <w:rPr>
-          <w:sz w:val="28"/>
-          <w:szCs w:val="28"/>
-        </w:rPr>
-      </w:pPr>
-      <w:r>
-        <w:rPr>
-          <w:sz w:val="28"/>
-          <w:szCs w:val="28"/>
-        </w:rPr>
-        <w:t>В векторной форме</w:t>
-      </w:r>
-      <w:r>
-        <w:rPr>
-          <w:sz w:val="28"/>
-          <w:szCs w:val="28"/>
+        <w:pStyle w:val="a9"/>
+        <w:rPr>
+          <w:rFonts w:eastAsiaTheme="minorEastAsia"/>
+          <w:bCs w:val="0"/>
+          <w:iCs/>
+          <w:sz w:val="28"/>
+          <w:szCs w:val="22"/>
+          <w:lang w:val="en-US"/>
+        </w:rPr>
+      </w:pPr>
+      <w:r>
+        <w:rPr>
+          <w:rFonts w:eastAsiaTheme="minorEastAsia"/>
+          <w:bCs w:val="0"/>
+          <w:iCs/>
+          <w:sz w:val="28"/>
+          <w:szCs w:val="22"/>
+        </w:rPr>
+        <w:t>Шаг сетки</w:t>
+      </w:r>
+      <w:r>
+        <w:rPr>
+          <w:rFonts w:eastAsiaTheme="minorEastAsia"/>
+          <w:bCs w:val="0"/>
+          <w:iCs/>
+          <w:sz w:val="28"/>
+          <w:szCs w:val="22"/>
+          <w:lang w:val="en-US"/>
         </w:rPr>
         <w:t>:</w:t>
       </w:r>
@@ -7515,645 +7721,39 @@
     <w:p>
       <w:pPr>
         <w:rPr>
-          <w:sz w:val="28"/>
-          <w:szCs w:val="28"/>
-        </w:rPr>
-      </w:pPr>
-    </w:p>
-    <w:p>
-      <w:pPr>
-        <w:jc w:val="center"/>
-        <w:rPr>
-          <w:bCs/>
-          <w:i/>
-          <w:sz w:val="28"/>
-          <w:szCs w:val="28"/>
-          <w:lang w:val="en-US"/>
-        </w:rPr>
-      </w:pPr>
-      <m:oMath>
-        <m:sSup>
-          <m:sSupPr>
-            <m:ctrlPr>
-              <w:rPr>
-                <w:rFonts w:ascii="Cambria Math" w:hAnsi="Cambria Math"/>
-                <w:bCs/>
-                <w:i/>
-                <w:sz w:val="28"/>
-                <w:szCs w:val="28"/>
-                <w:lang w:val="en-US"/>
-              </w:rPr>
-            </m:ctrlPr>
-          </m:sSupPr>
-          <m:e>
-            <m:r>
-              <w:rPr>
-                <w:rFonts w:ascii="Cambria Math" w:hAnsi="Cambria Math"/>
-                <w:sz w:val="28"/>
-                <w:szCs w:val="28"/>
-                <w:lang w:val="en-US"/>
-              </w:rPr>
-              <m:t>Y</m:t>
-            </m:r>
-          </m:e>
-          <m:sup>
-            <m:r>
-              <w:rPr>
-                <w:rFonts w:ascii="Cambria Math" w:hAnsi="Cambria Math"/>
-                <w:sz w:val="28"/>
-                <w:szCs w:val="28"/>
-              </w:rPr>
-              <m:t>'</m:t>
-            </m:r>
-          </m:sup>
-        </m:sSup>
-        <m:d>
-          <m:dPr>
-            <m:ctrlPr>
-              <w:rPr>
-                <w:rFonts w:ascii="Cambria Math" w:hAnsi="Cambria Math"/>
-                <w:bCs/>
-                <w:i/>
-                <w:sz w:val="28"/>
-                <w:szCs w:val="28"/>
-                <w:lang w:val="en-US"/>
-              </w:rPr>
-            </m:ctrlPr>
-          </m:dPr>
-          <m:e>
-            <m:r>
-              <w:rPr>
-                <w:rFonts w:ascii="Cambria Math" w:hAnsi="Cambria Math"/>
-                <w:sz w:val="28"/>
-                <w:szCs w:val="28"/>
-                <w:lang w:val="en-US"/>
-              </w:rPr>
-              <m:t>x</m:t>
-            </m:r>
-          </m:e>
-        </m:d>
-        <m:r>
-          <w:rPr>
-            <w:rFonts w:ascii="Cambria Math" w:hAnsi="Cambria Math"/>
-            <w:sz w:val="28"/>
-            <w:szCs w:val="28"/>
-          </w:rPr>
-          <m:t>=</m:t>
-        </m:r>
-        <m:r>
-          <w:rPr>
-            <w:rFonts w:ascii="Cambria Math" w:hAnsi="Cambria Math"/>
-            <w:sz w:val="28"/>
-            <w:szCs w:val="28"/>
-            <w:lang w:val="en-US"/>
-          </w:rPr>
-          <m:t>F</m:t>
-        </m:r>
-        <m:d>
-          <m:dPr>
-            <m:ctrlPr>
-              <w:rPr>
-                <w:rFonts w:ascii="Cambria Math" w:hAnsi="Cambria Math"/>
-                <w:bCs/>
-                <w:i/>
-                <w:sz w:val="28"/>
-                <w:szCs w:val="28"/>
-                <w:lang w:val="en-US"/>
-              </w:rPr>
-            </m:ctrlPr>
-          </m:dPr>
-          <m:e>
-            <m:r>
-              <w:rPr>
-                <w:rFonts w:ascii="Cambria Math" w:hAnsi="Cambria Math"/>
-                <w:sz w:val="28"/>
-                <w:szCs w:val="28"/>
-                <w:lang w:val="en-US"/>
-              </w:rPr>
-              <m:t>x</m:t>
-            </m:r>
-            <m:r>
-              <w:rPr>
-                <w:rFonts w:ascii="Cambria Math" w:hAnsi="Cambria Math"/>
-                <w:sz w:val="28"/>
-                <w:szCs w:val="28"/>
-              </w:rPr>
-              <m:t>,</m:t>
-            </m:r>
-            <m:r>
-              <w:rPr>
-                <w:rFonts w:ascii="Cambria Math" w:hAnsi="Cambria Math"/>
-                <w:sz w:val="28"/>
-                <w:szCs w:val="28"/>
-                <w:lang w:val="en-US"/>
-              </w:rPr>
-              <m:t>Y</m:t>
-            </m:r>
-          </m:e>
-        </m:d>
-      </m:oMath>
-      <w:r>
-        <w:rPr>
-          <w:bCs/>
-          <w:i/>
-          <w:sz w:val="28"/>
-          <w:szCs w:val="28"/>
-        </w:rPr>
-        <w:t xml:space="preserve">, </w:t>
-      </w:r>
-      <m:oMath>
-        <m:r>
-          <w:rPr>
-            <w:rFonts w:ascii="Cambria Math" w:hAnsi="Cambria Math"/>
-            <w:sz w:val="28"/>
-            <w:szCs w:val="28"/>
-            <w:lang w:val="en-US"/>
-          </w:rPr>
-          <m:t>Y</m:t>
-        </m:r>
-        <m:r>
-          <w:rPr>
-            <w:rFonts w:ascii="Cambria Math" w:hAnsi="Cambria Math"/>
-            <w:sz w:val="28"/>
-            <w:szCs w:val="28"/>
-          </w:rPr>
-          <m:t>=</m:t>
-        </m:r>
-        <m:d>
-          <m:dPr>
-            <m:ctrlPr>
-              <w:rPr>
-                <w:rFonts w:ascii="Cambria Math" w:hAnsi="Cambria Math"/>
-                <w:bCs/>
-                <w:i/>
-                <w:sz w:val="28"/>
-                <w:szCs w:val="28"/>
-                <w:lang w:val="en-US"/>
-              </w:rPr>
-            </m:ctrlPr>
-          </m:dPr>
-          <m:e>
-            <m:eqArr>
-              <m:eqArrPr>
-                <m:ctrlPr>
-                  <w:rPr>
-                    <w:rFonts w:ascii="Cambria Math" w:hAnsi="Cambria Math"/>
-                    <w:bCs/>
-                    <w:i/>
-                    <w:sz w:val="28"/>
-                    <w:szCs w:val="28"/>
-                    <w:lang w:val="en-US"/>
-                  </w:rPr>
-                </m:ctrlPr>
-              </m:eqArrPr>
-              <m:e>
-                <m:sSub>
-                  <m:sSubPr>
-                    <m:ctrlPr>
-                      <w:rPr>
-                        <w:rFonts w:ascii="Cambria Math" w:hAnsi="Cambria Math"/>
-                        <w:bCs/>
-                        <w:i/>
-                        <w:sz w:val="28"/>
-                        <w:szCs w:val="28"/>
-                        <w:lang w:val="en-US"/>
-                      </w:rPr>
-                    </m:ctrlPr>
-                  </m:sSubPr>
-                  <m:e>
-                    <m:r>
-                      <w:rPr>
-                        <w:rFonts w:ascii="Cambria Math" w:hAnsi="Cambria Math"/>
-                        <w:sz w:val="28"/>
-                        <w:szCs w:val="28"/>
-                        <w:lang w:val="en-US"/>
-                      </w:rPr>
-                      <m:t>y</m:t>
-                    </m:r>
-                  </m:e>
-                  <m:sub>
-                    <m:r>
-                      <w:rPr>
-                        <w:rFonts w:ascii="Cambria Math" w:hAnsi="Cambria Math"/>
-                        <w:sz w:val="28"/>
-                        <w:szCs w:val="28"/>
-                      </w:rPr>
-                      <m:t>1</m:t>
-                    </m:r>
-                  </m:sub>
-                </m:sSub>
-              </m:e>
-              <m:e>
-                <m:sSub>
-                  <m:sSubPr>
-                    <m:ctrlPr>
-                      <w:rPr>
-                        <w:rFonts w:ascii="Cambria Math" w:hAnsi="Cambria Math"/>
-                        <w:bCs/>
-                        <w:i/>
-                        <w:sz w:val="28"/>
-                        <w:szCs w:val="28"/>
-                        <w:lang w:val="en-US"/>
-                      </w:rPr>
-                    </m:ctrlPr>
-                  </m:sSubPr>
-                  <m:e>
-                    <m:r>
-                      <w:rPr>
-                        <w:rFonts w:ascii="Cambria Math" w:hAnsi="Cambria Math"/>
-                        <w:sz w:val="28"/>
-                        <w:szCs w:val="28"/>
-                        <w:lang w:val="en-US"/>
-                      </w:rPr>
-                      <m:t>y</m:t>
-                    </m:r>
-                  </m:e>
-                  <m:sub>
-                    <m:r>
-                      <w:rPr>
-                        <w:rFonts w:ascii="Cambria Math" w:hAnsi="Cambria Math"/>
-                        <w:sz w:val="28"/>
-                        <w:szCs w:val="28"/>
-                      </w:rPr>
-                      <m:t>2</m:t>
-                    </m:r>
-                  </m:sub>
-                </m:sSub>
-              </m:e>
-            </m:eqArr>
-          </m:e>
-        </m:d>
-      </m:oMath>
-      <w:r>
-        <w:rPr>
-          <w:bCs/>
-          <w:i/>
-          <w:sz w:val="28"/>
-          <w:szCs w:val="28"/>
-        </w:rPr>
-        <w:t xml:space="preserve">, </w:t>
-      </w:r>
-      <m:oMath>
-        <m:r>
-          <w:rPr>
-            <w:rFonts w:ascii="Cambria Math" w:hAnsi="Cambria Math"/>
-            <w:sz w:val="28"/>
-            <w:szCs w:val="28"/>
-            <w:lang w:val="en-US"/>
-          </w:rPr>
-          <m:t>F</m:t>
-        </m:r>
-        <m:d>
-          <m:dPr>
-            <m:ctrlPr>
-              <w:rPr>
-                <w:rFonts w:ascii="Cambria Math" w:hAnsi="Cambria Math"/>
-                <w:bCs/>
-                <w:i/>
-                <w:sz w:val="28"/>
-                <w:szCs w:val="28"/>
-                <w:lang w:val="en-US"/>
-              </w:rPr>
-            </m:ctrlPr>
-          </m:dPr>
-          <m:e>
-            <m:r>
-              <w:rPr>
-                <w:rFonts w:ascii="Cambria Math" w:hAnsi="Cambria Math"/>
-                <w:sz w:val="28"/>
-                <w:szCs w:val="28"/>
-                <w:lang w:val="en-US"/>
-              </w:rPr>
-              <m:t>x</m:t>
-            </m:r>
-            <m:r>
-              <w:rPr>
-                <w:rFonts w:ascii="Cambria Math" w:hAnsi="Cambria Math"/>
-                <w:sz w:val="28"/>
-                <w:szCs w:val="28"/>
-              </w:rPr>
-              <m:t>,</m:t>
-            </m:r>
-            <m:r>
-              <w:rPr>
-                <w:rFonts w:ascii="Cambria Math" w:hAnsi="Cambria Math"/>
-                <w:sz w:val="28"/>
-                <w:szCs w:val="28"/>
-                <w:lang w:val="en-US"/>
-              </w:rPr>
-              <m:t>Y</m:t>
-            </m:r>
-          </m:e>
-        </m:d>
-        <m:r>
-          <w:rPr>
-            <w:rFonts w:ascii="Cambria Math" w:hAnsi="Cambria Math"/>
-            <w:sz w:val="28"/>
-            <w:szCs w:val="28"/>
-          </w:rPr>
-          <m:t>=</m:t>
-        </m:r>
-        <m:d>
-          <m:dPr>
-            <m:ctrlPr>
-              <w:rPr>
-                <w:rFonts w:ascii="Cambria Math" w:hAnsi="Cambria Math"/>
-                <w:bCs/>
-                <w:i/>
-                <w:sz w:val="28"/>
-                <w:szCs w:val="28"/>
-                <w:lang w:val="en-US"/>
-              </w:rPr>
-            </m:ctrlPr>
-          </m:dPr>
-          <m:e>
-            <m:eqArr>
-              <m:eqArrPr>
-                <m:ctrlPr>
-                  <w:rPr>
-                    <w:rFonts w:ascii="Cambria Math" w:hAnsi="Cambria Math"/>
-                    <w:bCs/>
-                    <w:i/>
-                    <w:sz w:val="28"/>
-                    <w:szCs w:val="28"/>
-                    <w:lang w:val="en-US"/>
-                  </w:rPr>
-                </m:ctrlPr>
-              </m:eqArrPr>
-              <m:e>
-                <m:sSub>
-                  <m:sSubPr>
-                    <m:ctrlPr>
-                      <w:rPr>
-                        <w:rFonts w:ascii="Cambria Math" w:hAnsi="Cambria Math"/>
-                        <w:bCs/>
-                        <w:i/>
-                        <w:sz w:val="28"/>
-                        <w:szCs w:val="28"/>
-                        <w:lang w:val="en-US"/>
-                      </w:rPr>
-                    </m:ctrlPr>
-                  </m:sSubPr>
-                  <m:e>
-                    <m:r>
-                      <w:rPr>
-                        <w:rFonts w:ascii="Cambria Math" w:hAnsi="Cambria Math"/>
-                        <w:sz w:val="28"/>
-                        <w:szCs w:val="28"/>
-                        <w:lang w:val="en-US"/>
-                      </w:rPr>
-                      <m:t>y</m:t>
-                    </m:r>
-                  </m:e>
-                  <m:sub>
-                    <m:r>
-                      <w:rPr>
-                        <w:rFonts w:ascii="Cambria Math" w:hAnsi="Cambria Math"/>
-                        <w:sz w:val="28"/>
-                        <w:szCs w:val="28"/>
-                      </w:rPr>
-                      <m:t>2</m:t>
-                    </m:r>
-                  </m:sub>
-                </m:sSub>
-              </m:e>
-              <m:e>
-                <m:r>
-                  <w:rPr>
-                    <w:rFonts w:ascii="Cambria Math" w:hAnsi="Cambria Math"/>
-                    <w:sz w:val="28"/>
-                    <w:szCs w:val="28"/>
-                  </w:rPr>
-                  <m:t>1-</m:t>
-                </m:r>
-                <m:func>
-                  <m:funcPr>
-                    <m:ctrlPr>
-                      <w:rPr>
-                        <w:rFonts w:ascii="Cambria Math" w:hAnsi="Cambria Math"/>
-                        <w:bCs/>
-                        <w:i/>
-                        <w:sz w:val="28"/>
-                        <w:szCs w:val="28"/>
-                        <w:lang w:val="en-US"/>
-                      </w:rPr>
-                    </m:ctrlPr>
-                  </m:funcPr>
-                  <m:fName>
-                    <m:r>
-                      <m:rPr>
-                        <m:sty m:val="p"/>
-                      </m:rPr>
-                      <w:rPr>
-                        <w:rFonts w:ascii="Cambria Math" w:hAnsi="Cambria Math"/>
-                        <w:sz w:val="28"/>
-                        <w:szCs w:val="28"/>
-                        <w:lang w:val="en-US"/>
-                      </w:rPr>
-                      <m:t>sin</m:t>
-                    </m:r>
-                  </m:fName>
-                  <m:e>
-                    <m:d>
-                      <m:dPr>
-                        <m:ctrlPr>
-                          <w:rPr>
-                            <w:rFonts w:ascii="Cambria Math" w:hAnsi="Cambria Math"/>
-                            <w:bCs/>
-                            <w:i/>
-                            <w:sz w:val="28"/>
-                            <w:szCs w:val="28"/>
-                            <w:lang w:val="en-US"/>
-                          </w:rPr>
-                        </m:ctrlPr>
-                      </m:dPr>
-                      <m:e>
-                        <m:r>
-                          <w:rPr>
-                            <w:rFonts w:ascii="Cambria Math" w:hAnsi="Cambria Math"/>
-                            <w:sz w:val="28"/>
-                            <w:szCs w:val="28"/>
-                          </w:rPr>
-                          <m:t>0,</m:t>
-                        </m:r>
-                        <m:r>
-                          <w:rPr>
-                            <w:rFonts w:ascii="Cambria Math" w:hAnsi="Cambria Math"/>
-                            <w:sz w:val="28"/>
-                            <w:szCs w:val="28"/>
-                          </w:rPr>
-                          <m:t>75</m:t>
-                        </m:r>
-                        <m:r>
-                          <w:rPr>
-                            <w:rFonts w:ascii="Cambria Math" w:hAnsi="Cambria Math"/>
-                            <w:sz w:val="28"/>
-                            <w:szCs w:val="28"/>
-                            <w:lang w:val="en-US"/>
-                          </w:rPr>
-                          <m:t>X</m:t>
-                        </m:r>
-                        <m:r>
-                          <w:rPr>
-                            <w:rFonts w:ascii="Cambria Math" w:hAnsi="Cambria Math"/>
-                            <w:sz w:val="28"/>
-                            <w:szCs w:val="28"/>
-                          </w:rPr>
-                          <m:t>+</m:t>
-                        </m:r>
-                        <m:sSubSup>
-                          <m:sSubSupPr>
-                            <m:ctrlPr>
-                              <w:rPr>
-                                <w:rFonts w:ascii="Cambria Math" w:hAnsi="Cambria Math"/>
-                                <w:bCs/>
-                                <w:i/>
-                                <w:sz w:val="28"/>
-                                <w:szCs w:val="28"/>
-                                <w:lang w:val="en-US"/>
-                              </w:rPr>
-                            </m:ctrlPr>
-                          </m:sSubSupPr>
-                          <m:e>
-                            <m:r>
-                              <w:rPr>
-                                <w:rFonts w:ascii="Cambria Math" w:hAnsi="Cambria Math"/>
-                                <w:sz w:val="28"/>
-                                <w:szCs w:val="28"/>
-                                <w:lang w:val="en-US"/>
-                              </w:rPr>
-                              <m:t>y</m:t>
-                            </m:r>
-                          </m:e>
-                          <m:sub>
-                            <m:r>
-                              <w:rPr>
-                                <w:rFonts w:ascii="Cambria Math" w:hAnsi="Cambria Math"/>
-                                <w:sz w:val="28"/>
-                                <w:szCs w:val="28"/>
-                              </w:rPr>
-                              <m:t>1</m:t>
-                            </m:r>
-                          </m:sub>
-                          <m:sup>
-                            <m:r>
-                              <w:rPr>
-                                <w:rFonts w:ascii="Cambria Math" w:hAnsi="Cambria Math"/>
-                                <w:sz w:val="28"/>
-                                <w:szCs w:val="28"/>
-                              </w:rPr>
-                              <m:t>2</m:t>
-                            </m:r>
-                          </m:sup>
-                        </m:sSubSup>
-                      </m:e>
-                    </m:d>
-                  </m:e>
-                </m:func>
-              </m:e>
-            </m:eqArr>
-          </m:e>
-        </m:d>
-      </m:oMath>
-    </w:p>
-    <w:p>
-      <w:pPr>
-        <w:rPr>
-          <w:bCs/>
-          <w:i/>
-          <w:sz w:val="28"/>
-          <w:szCs w:val="28"/>
-          <w:lang w:val="en-US"/>
-        </w:rPr>
-      </w:pPr>
-    </w:p>
-    <w:p>
-      <w:pPr>
-        <w:rPr>
-          <w:bCs/>
-          <w:iCs/>
-          <w:sz w:val="28"/>
-          <w:szCs w:val="28"/>
-        </w:rPr>
-      </w:pPr>
-      <w:r>
-        <w:rPr>
-          <w:bCs/>
-          <w:iCs/>
-          <w:sz w:val="28"/>
-          <w:szCs w:val="28"/>
-        </w:rPr>
-        <w:t>Теперь для решения системы можно применять численные методы, предназначенные для систем ОДУ первого порядка.</w:t>
-      </w:r>
-    </w:p>
-    <w:p>
-      <w:pPr>
-        <w:rPr>
-          <w:bCs/>
-          <w:iCs/>
-          <w:sz w:val="28"/>
-          <w:szCs w:val="28"/>
-          <w:lang w:val="en-US"/>
-        </w:rPr>
-      </w:pPr>
-      <w:r>
-        <w:rPr>
-          <w:bCs/>
-          <w:iCs/>
-          <w:sz w:val="28"/>
-          <w:szCs w:val="28"/>
-        </w:rPr>
-        <w:t>Основная идея</w:t>
-      </w:r>
-      <w:r>
-        <w:rPr>
-          <w:bCs/>
-          <w:iCs/>
-          <w:sz w:val="28"/>
-          <w:szCs w:val="28"/>
-          <w:lang w:val="en-US"/>
-        </w:rPr>
-        <w:t>:</w:t>
-      </w:r>
-    </w:p>
-    <w:p>
-      <w:pPr>
-        <w:rPr>
-          <w:bCs/>
-          <w:iCs/>
-          <w:sz w:val="28"/>
-          <w:szCs w:val="28"/>
-          <w:lang w:val="en-US"/>
-        </w:rPr>
-      </w:pPr>
-    </w:p>
-    <w:p>
-      <w:pPr>
-        <w:rPr>
-          <w:bCs/>
-          <w:iCs/>
+          <w:rFonts w:eastAsiaTheme="minorEastAsia" w:cstheme="minorBidi"/>
           <w:sz w:val="28"/>
           <w:szCs w:val="28"/>
           <w:lang w:val="en-US"/>
         </w:rPr>
       </w:pPr>
       <m:oMathPara>
+        <m:oMathParaPr>
+          <m:jc m:val="center"/>
+        </m:oMathParaPr>
         <m:oMath>
           <m:r>
             <w:rPr>
-              <w:rFonts w:ascii="Cambria Math" w:hAnsi="Cambria Math"/>
+              <w:rFonts w:ascii="Cambria Math" w:eastAsiaTheme="minorEastAsia" w:hAnsi="Cambria Math"/>
+              <w:sz w:val="28"/>
+              <w:szCs w:val="28"/>
+            </w:rPr>
+            <m:t>h</m:t>
+          </m:r>
+          <m:r>
+            <w:rPr>
+              <w:rFonts w:ascii="Cambria Math" w:eastAsiaTheme="minorEastAsia" w:hAnsi="Cambria Math"/>
               <w:sz w:val="28"/>
               <w:szCs w:val="28"/>
               <w:lang w:val="en-US"/>
             </w:rPr>
-            <m:t>Y</m:t>
+            <m:t>=</m:t>
           </m:r>
-          <m:d>
-            <m:dPr>
+          <m:f>
+            <m:fPr>
               <m:ctrlPr>
                 <w:rPr>
-                  <w:rFonts w:ascii="Cambria Math" w:hAnsi="Cambria Math"/>
-                  <w:bCs/>
+                  <w:rFonts w:ascii="Cambria Math" w:eastAsiaTheme="minorEastAsia" w:hAnsi="Cambria Math"/>
                   <w:i/>
                   <w:iCs/>
                   <w:sz w:val="28"/>
@@ -8161,388 +7761,149 @@
                   <w:lang w:val="en-US"/>
                 </w:rPr>
               </m:ctrlPr>
-            </m:dPr>
-            <m:e>
-              <m:sSub>
-                <m:sSubPr>
-                  <m:ctrlPr>
-                    <w:rPr>
-                      <w:rFonts w:ascii="Cambria Math" w:hAnsi="Cambria Math"/>
-                      <w:bCs/>
-                      <w:i/>
-                      <w:iCs/>
-                      <w:sz w:val="28"/>
-                      <w:szCs w:val="28"/>
-                      <w:lang w:val="en-US"/>
-                    </w:rPr>
-                  </m:ctrlPr>
-                </m:sSubPr>
-                <m:e>
-                  <m:r>
-                    <w:rPr>
-                      <w:rFonts w:ascii="Cambria Math" w:hAnsi="Cambria Math"/>
-                      <w:sz w:val="28"/>
-                      <w:szCs w:val="28"/>
-                      <w:lang w:val="en-US"/>
-                    </w:rPr>
-                    <m:t>x</m:t>
-                  </m:r>
-                </m:e>
-                <m:sub>
-                  <m:sSup>
-                    <m:sSupPr>
-                      <m:ctrlPr>
-                        <w:rPr>
-                          <w:rFonts w:ascii="Cambria Math" w:hAnsi="Cambria Math"/>
-                          <w:bCs/>
-                          <w:i/>
-                          <w:iCs/>
-                          <w:sz w:val="28"/>
-                          <w:szCs w:val="28"/>
-                          <w:lang w:val="en-US"/>
-                        </w:rPr>
-                      </m:ctrlPr>
-                    </m:sSupPr>
-                    <m:e>
-                      <m:r>
-                        <w:rPr>
-                          <w:rFonts w:ascii="Cambria Math" w:hAnsi="Cambria Math"/>
-                          <w:sz w:val="28"/>
-                          <w:szCs w:val="28"/>
-                          <w:lang w:val="en-US"/>
-                        </w:rPr>
-                        <m:t>i</m:t>
-                      </m:r>
-                    </m:e>
-                    <m:sup>
-                      <m:r>
-                        <w:rPr>
-                          <w:rFonts w:ascii="Cambria Math" w:hAnsi="Cambria Math"/>
-                          <w:sz w:val="28"/>
-                          <w:szCs w:val="28"/>
-                          <w:lang w:val="en-US"/>
-                        </w:rPr>
-                        <m:t>+1</m:t>
-                      </m:r>
-                    </m:sup>
-                  </m:sSup>
-                </m:sub>
-              </m:sSub>
-            </m:e>
-          </m:d>
+            </m:fPr>
+            <m:num>
+              <m:r>
+                <w:rPr>
+                  <w:rFonts w:ascii="Cambria Math" w:eastAsiaTheme="minorEastAsia" w:hAnsi="Cambria Math"/>
+                  <w:sz w:val="28"/>
+                  <w:szCs w:val="28"/>
+                  <w:lang w:val="en-US"/>
+                </w:rPr>
+                <m:t>b-a</m:t>
+              </m:r>
+            </m:num>
+            <m:den>
+              <m:r>
+                <w:rPr>
+                  <w:rFonts w:ascii="Cambria Math" w:eastAsiaTheme="minorEastAsia" w:hAnsi="Cambria Math"/>
+                  <w:sz w:val="28"/>
+                  <w:szCs w:val="28"/>
+                  <w:lang w:val="en-US"/>
+                </w:rPr>
+                <m:t>n</m:t>
+              </m:r>
+            </m:den>
+          </m:f>
+        </m:oMath>
+      </m:oMathPara>
+    </w:p>
+    <w:p>
+      <w:pPr>
+        <w:rPr>
+          <w:rFonts w:eastAsiaTheme="minorEastAsia"/>
+          <w:iCs/>
+          <w:sz w:val="28"/>
+          <w:szCs w:val="28"/>
+          <w:lang w:val="en-US"/>
+        </w:rPr>
+      </w:pPr>
+      <m:oMathPara>
+        <m:oMathParaPr>
+          <m:jc m:val="center"/>
+        </m:oMathParaPr>
+        <m:oMath>
           <m:r>
+            <m:rPr>
+              <m:sty m:val="p"/>
+            </m:rPr>
             <w:rPr>
-              <w:rFonts w:ascii="Cambria Math" w:hAnsi="Cambria Math"/>
+              <w:rFonts w:ascii="Cambria Math" w:eastAsiaTheme="minorEastAsia" w:hAnsi="Cambria Math"/>
               <w:sz w:val="28"/>
               <w:szCs w:val="28"/>
               <w:lang w:val="en-US"/>
             </w:rPr>
-            <m:t>=Y</m:t>
+            <w:br/>
           </m:r>
-          <m:d>
-            <m:dPr>
+        </m:oMath>
+        <m:oMath>
+          <m:sSub>
+            <m:sSubPr>
               <m:ctrlPr>
                 <w:rPr>
-                  <w:rFonts w:ascii="Cambria Math" w:hAnsi="Cambria Math"/>
-                  <w:bCs/>
+                  <w:rFonts w:ascii="Cambria Math" w:eastAsiaTheme="minorEastAsia" w:hAnsi="Cambria Math"/>
                   <w:i/>
                   <w:iCs/>
                   <w:sz w:val="28"/>
                   <w:szCs w:val="28"/>
-                  <w:lang w:val="en-US"/>
                 </w:rPr>
               </m:ctrlPr>
-            </m:dPr>
+            </m:sSubPr>
             <m:e>
-              <m:sSub>
-                <m:sSubPr>
-                  <m:ctrlPr>
-                    <w:rPr>
-                      <w:rFonts w:ascii="Cambria Math" w:hAnsi="Cambria Math"/>
-                      <w:bCs/>
-                      <w:i/>
-                      <w:iCs/>
-                      <w:sz w:val="28"/>
-                      <w:szCs w:val="28"/>
-                      <w:lang w:val="en-US"/>
-                    </w:rPr>
-                  </m:ctrlPr>
-                </m:sSubPr>
-                <m:e>
-                  <m:r>
-                    <w:rPr>
-                      <w:rFonts w:ascii="Cambria Math" w:hAnsi="Cambria Math"/>
-                      <w:sz w:val="28"/>
-                      <w:szCs w:val="28"/>
-                      <w:lang w:val="en-US"/>
-                    </w:rPr>
-                    <m:t>x</m:t>
-                  </m:r>
-                </m:e>
-                <m:sub>
-                  <m:r>
-                    <w:rPr>
-                      <w:rFonts w:ascii="Cambria Math" w:hAnsi="Cambria Math"/>
-                      <w:sz w:val="28"/>
-                      <w:szCs w:val="28"/>
-                      <w:lang w:val="en-US"/>
-                    </w:rPr>
-                    <m:t>i</m:t>
-                  </m:r>
-                </m:sub>
-              </m:sSub>
+              <m:r>
+                <w:rPr>
+                  <w:rFonts w:ascii="Cambria Math" w:eastAsiaTheme="minorEastAsia" w:hAnsi="Cambria Math"/>
+                  <w:sz w:val="28"/>
+                  <w:szCs w:val="28"/>
+                </w:rPr>
+                <m:t>x</m:t>
+              </m:r>
             </m:e>
-          </m:d>
+            <m:sub>
+              <m:r>
+                <w:rPr>
+                  <w:rFonts w:ascii="Cambria Math" w:eastAsiaTheme="minorEastAsia" w:hAnsi="Cambria Math"/>
+                  <w:sz w:val="28"/>
+                  <w:szCs w:val="28"/>
+                </w:rPr>
+                <m:t>k</m:t>
+              </m:r>
+            </m:sub>
+          </m:sSub>
           <m:r>
             <w:rPr>
-              <w:rFonts w:ascii="Cambria Math" w:hAnsi="Cambria Math"/>
+              <w:rFonts w:ascii="Cambria Math" w:eastAsiaTheme="minorEastAsia" w:hAnsi="Cambria Math"/>
+              <w:sz w:val="28"/>
+              <w:szCs w:val="28"/>
+            </w:rPr>
+            <m:t>=</m:t>
+          </m:r>
+          <m:r>
+            <w:rPr>
+              <w:rFonts w:ascii="Cambria Math" w:eastAsiaTheme="minorEastAsia" w:hAnsi="Cambria Math"/>
               <w:sz w:val="28"/>
               <w:szCs w:val="28"/>
               <w:lang w:val="en-US"/>
             </w:rPr>
-            <m:t>+</m:t>
+            <m:t>a+kh</m:t>
           </m:r>
-          <m:nary>
-            <m:naryPr>
-              <m:limLoc m:val="undOvr"/>
-              <m:grow m:val="1"/>
-              <m:ctrlPr>
-                <w:rPr>
-                  <w:rFonts w:ascii="Cambria Math" w:hAnsi="Cambria Math"/>
-                  <w:bCs/>
-                  <w:i/>
-                  <w:iCs/>
-                  <w:sz w:val="28"/>
-                  <w:szCs w:val="28"/>
-                  <w:lang w:val="en-US"/>
-                </w:rPr>
-              </m:ctrlPr>
-            </m:naryPr>
-            <m:sub>
-              <m:sSub>
-                <m:sSubPr>
-                  <m:ctrlPr>
-                    <w:rPr>
-                      <w:rFonts w:ascii="Cambria Math" w:hAnsi="Cambria Math"/>
-                      <w:bCs/>
-                      <w:i/>
-                      <w:iCs/>
-                      <w:sz w:val="28"/>
-                      <w:szCs w:val="28"/>
-                      <w:lang w:val="en-US"/>
-                    </w:rPr>
-                  </m:ctrlPr>
-                </m:sSubPr>
-                <m:e>
-                  <m:r>
-                    <w:rPr>
-                      <w:rFonts w:ascii="Cambria Math" w:hAnsi="Cambria Math"/>
-                      <w:sz w:val="28"/>
-                      <w:szCs w:val="28"/>
-                      <w:lang w:val="en-US"/>
-                    </w:rPr>
-                    <m:t>x</m:t>
-                  </m:r>
-                </m:e>
-                <m:sub>
-                  <m:r>
-                    <w:rPr>
-                      <w:rFonts w:ascii="Cambria Math" w:hAnsi="Cambria Math"/>
-                      <w:sz w:val="28"/>
-                      <w:szCs w:val="28"/>
-                      <w:lang w:val="en-US"/>
-                    </w:rPr>
-                    <m:t>i</m:t>
-                  </m:r>
-                </m:sub>
-              </m:sSub>
-            </m:sub>
-            <m:sup>
-              <m:sSub>
-                <m:sSubPr>
-                  <m:ctrlPr>
-                    <w:rPr>
-                      <w:rFonts w:ascii="Cambria Math" w:hAnsi="Cambria Math"/>
-                      <w:bCs/>
-                      <w:i/>
-                      <w:iCs/>
-                      <w:sz w:val="28"/>
-                      <w:szCs w:val="28"/>
-                      <w:lang w:val="en-US"/>
-                    </w:rPr>
-                  </m:ctrlPr>
-                </m:sSubPr>
-                <m:e>
-                  <m:r>
-                    <w:rPr>
-                      <w:rFonts w:ascii="Cambria Math" w:hAnsi="Cambria Math"/>
-                      <w:sz w:val="28"/>
-                      <w:szCs w:val="28"/>
-                      <w:lang w:val="en-US"/>
-                    </w:rPr>
-                    <m:t>x</m:t>
-                  </m:r>
-                </m:e>
-                <m:sub>
-                  <m:r>
-                    <w:rPr>
-                      <w:rFonts w:ascii="Cambria Math" w:hAnsi="Cambria Math"/>
-                      <w:sz w:val="28"/>
-                      <w:szCs w:val="28"/>
-                      <w:lang w:val="en-US"/>
-                    </w:rPr>
-                    <m:t>i</m:t>
-                  </m:r>
-                  <m:r>
-                    <w:rPr>
-                      <w:rFonts w:ascii="Cambria Math" w:hAnsi="Cambria Math"/>
-                      <w:sz w:val="28"/>
-                      <w:szCs w:val="28"/>
-                      <w:lang w:val="en-US"/>
-                    </w:rPr>
-                    <m:t>+1</m:t>
-                  </m:r>
-                </m:sub>
-              </m:sSub>
-            </m:sup>
-            <m:e>
-              <m:r>
-                <w:rPr>
-                  <w:rFonts w:ascii="Cambria Math" w:hAnsi="Cambria Math"/>
-                  <w:sz w:val="28"/>
-                  <w:szCs w:val="28"/>
-                  <w:lang w:val="en-US"/>
-                </w:rPr>
-                <m:t>F</m:t>
-              </m:r>
-              <m:d>
-                <m:dPr>
-                  <m:ctrlPr>
-                    <w:rPr>
-                      <w:rFonts w:ascii="Cambria Math" w:hAnsi="Cambria Math"/>
-                      <w:bCs/>
-                      <w:i/>
-                      <w:iCs/>
-                      <w:sz w:val="28"/>
-                      <w:szCs w:val="28"/>
-                      <w:lang w:val="en-US"/>
-                    </w:rPr>
-                  </m:ctrlPr>
-                </m:dPr>
-                <m:e>
-                  <m:r>
-                    <w:rPr>
-                      <w:rFonts w:ascii="Cambria Math" w:hAnsi="Cambria Math"/>
-                      <w:sz w:val="28"/>
-                      <w:szCs w:val="28"/>
-                      <w:lang w:val="en-US"/>
-                    </w:rPr>
-                    <m:t>t,Y</m:t>
-                  </m:r>
-                  <m:d>
-                    <m:dPr>
-                      <m:ctrlPr>
-                        <w:rPr>
-                          <w:rFonts w:ascii="Cambria Math" w:hAnsi="Cambria Math"/>
-                          <w:bCs/>
-                          <w:i/>
-                          <w:iCs/>
-                          <w:sz w:val="28"/>
-                          <w:szCs w:val="28"/>
-                          <w:lang w:val="en-US"/>
-                        </w:rPr>
-                      </m:ctrlPr>
-                    </m:dPr>
-                    <m:e>
-                      <m:r>
-                        <w:rPr>
-                          <w:rFonts w:ascii="Cambria Math" w:hAnsi="Cambria Math"/>
-                          <w:sz w:val="28"/>
-                          <w:szCs w:val="28"/>
-                          <w:lang w:val="en-US"/>
-                        </w:rPr>
-                        <m:t>t</m:t>
-                      </m:r>
-                    </m:e>
-                  </m:d>
-                </m:e>
-              </m:d>
-              <m:r>
-                <w:rPr>
-                  <w:rFonts w:ascii="Cambria Math" w:hAnsi="Cambria Math"/>
-                  <w:sz w:val="28"/>
-                  <w:szCs w:val="28"/>
-                  <w:lang w:val="en-US"/>
-                </w:rPr>
-                <m:t>ⅆt</m:t>
-              </m:r>
-            </m:e>
-          </m:nary>
         </m:oMath>
       </m:oMathPara>
     </w:p>
     <w:p>
       <w:pPr>
-        <w:rPr>
-          <w:bCs/>
+        <w:pStyle w:val="a9"/>
+        <w:jc w:val="center"/>
+        <w:rPr>
+          <w:rFonts w:eastAsiaTheme="minorEastAsia"/>
+          <w:bCs w:val="0"/>
           <w:iCs/>
-          <w:sz w:val="28"/>
-          <w:szCs w:val="28"/>
-        </w:rPr>
-      </w:pPr>
-      <w:r>
-        <w:rPr>
-          <w:bCs/>
+          <w:lang w:val="en-US"/>
+        </w:rPr>
+      </w:pPr>
+    </w:p>
+    <w:p>
+      <w:pPr>
+        <w:pStyle w:val="a9"/>
+        <w:rPr>
+          <w:rFonts w:eastAsiaTheme="minorEastAsia"/>
+          <w:bCs w:val="0"/>
           <w:iCs/>
-          <w:sz w:val="28"/>
-          <w:szCs w:val="28"/>
-        </w:rPr>
-        <w:t xml:space="preserve">После интегрирования этого полинома получаем формулу Адамса порядка </w:t>
-      </w:r>
-      <w:r>
-        <w:rPr>
-          <w:bCs/>
+        </w:rPr>
+      </w:pPr>
+      <w:r>
+        <w:rPr>
+          <w:rFonts w:eastAsiaTheme="minorEastAsia"/>
+          <w:bCs w:val="0"/>
           <w:iCs/>
-          <w:sz w:val="28"/>
-          <w:szCs w:val="28"/>
-          <w:lang w:val="en-US"/>
-        </w:rPr>
-        <w:t>m</w:t>
-      </w:r>
-      <w:r>
-        <w:rPr>
-          <w:bCs/>
+        </w:rPr>
+        <w:t>Коэффициенты метода Рунге-Кутта</w:t>
+      </w:r>
+      <w:r>
+        <w:rPr>
+          <w:rFonts w:eastAsiaTheme="minorEastAsia"/>
+          <w:bCs w:val="0"/>
           <w:iCs/>
-          <w:sz w:val="28"/>
-          <w:szCs w:val="28"/>
-        </w:rPr>
-        <w:t>.</w:t>
-      </w:r>
-    </w:p>
-    <w:p>
-      <w:pPr>
-        <w:rPr>
-          <w:bCs/>
-          <w:iCs/>
-          <w:sz w:val="28"/>
-          <w:szCs w:val="28"/>
-        </w:rPr>
-      </w:pPr>
-      <w:r>
-        <w:rPr>
-          <w:bCs/>
-          <w:iCs/>
-          <w:sz w:val="28"/>
-          <w:szCs w:val="28"/>
-        </w:rPr>
-        <w:t>Чтобы достичь конечных явных методов Адамса третьего и четвертого порядка, используем</w:t>
-      </w:r>
-      <w:r>
-        <w:rPr>
-          <w:bCs/>
-          <w:iCs/>
-          <w:sz w:val="28"/>
-          <w:szCs w:val="28"/>
         </w:rPr>
         <w:t>:</w:t>
       </w:r>
@@ -8550,20 +7911,8 @@
     <w:p>
       <w:pPr>
         <w:rPr>
-          <w:bCs/>
-          <w:iCs/>
-          <w:sz w:val="28"/>
-          <w:szCs w:val="28"/>
-        </w:rPr>
-      </w:pPr>
-    </w:p>
-    <w:p>
-      <w:pPr>
-        <w:rPr>
-          <w:rFonts w:ascii="Cambria Math" w:hAnsi="Cambria Math"/>
-          <w:sz w:val="28"/>
-          <w:szCs w:val="28"/>
-          <w:oMath/>
+          <w:sz w:val="28"/>
+          <w:szCs w:val="28"/>
         </w:rPr>
       </w:pPr>
       <m:oMathPara>
@@ -8574,7 +7923,7 @@
               <w:sz w:val="28"/>
               <w:szCs w:val="28"/>
             </w:rPr>
-            <m:t>k₁ = h·F(xᵢ, Yᵢ)</m:t>
+            <m:t>k1y = h*z_i</m:t>
           </m:r>
         </m:oMath>
       </m:oMathPara>
@@ -8582,10 +7931,8 @@
     <w:p>
       <w:pPr>
         <w:rPr>
-          <w:rFonts w:ascii="Cambria Math" w:hAnsi="Cambria Math"/>
-          <w:sz w:val="28"/>
-          <w:szCs w:val="28"/>
-          <w:oMath/>
+          <w:sz w:val="28"/>
+          <w:szCs w:val="28"/>
         </w:rPr>
       </w:pPr>
       <m:oMathPara>
@@ -8596,7 +7943,7 @@
               <w:sz w:val="28"/>
               <w:szCs w:val="28"/>
             </w:rPr>
-            <m:t>k₂ = h·F(xᵢ + h/</m:t>
+            <m:t>k1z = h*(</m:t>
           </m:r>
           <m:r>
             <w:rPr>
@@ -8604,7 +7951,7 @@
               <w:sz w:val="28"/>
               <w:szCs w:val="28"/>
             </w:rPr>
-            <m:t>2, Yᵢ + k₁/2)</m:t>
+            <m:t>1 - sin(0.75x_i + y_i^2))</m:t>
           </m:r>
         </m:oMath>
       </m:oMathPara>
@@ -8612,10 +7959,8 @@
     <w:p>
       <w:pPr>
         <w:rPr>
-          <w:rFonts w:ascii="Cambria Math" w:hAnsi="Cambria Math"/>
-          <w:sz w:val="28"/>
-          <w:szCs w:val="28"/>
-          <w:oMath/>
+          <w:sz w:val="28"/>
+          <w:szCs w:val="28"/>
         </w:rPr>
       </w:pPr>
       <m:oMathPara>
@@ -8626,15 +7971,7 @@
               <w:sz w:val="28"/>
               <w:szCs w:val="28"/>
             </w:rPr>
-            <m:t>k₃ = h·F(xᵢ + h/</m:t>
-          </m:r>
-          <m:r>
-            <w:rPr>
-              <w:rFonts w:ascii="Cambria Math" w:hAnsi="Cambria Math"/>
-              <w:sz w:val="28"/>
-              <w:szCs w:val="28"/>
-            </w:rPr>
-            <m:t>2, Yᵢ + k₂/2)</m:t>
+            <m:t>k2y = h*(z_i + k1z/2)</m:t>
           </m:r>
         </m:oMath>
       </m:oMathPara>
@@ -8642,10 +7979,8 @@
     <w:p>
       <w:pPr>
         <w:rPr>
-          <w:rFonts w:ascii="Cambria Math" w:hAnsi="Cambria Math"/>
-          <w:sz w:val="28"/>
-          <w:szCs w:val="28"/>
-          <w:oMath/>
+          <w:sz w:val="28"/>
+          <w:szCs w:val="28"/>
         </w:rPr>
       </w:pPr>
       <m:oMathPara>
@@ -8656,7 +7991,23 @@
               <w:sz w:val="28"/>
               <w:szCs w:val="28"/>
             </w:rPr>
-            <m:t>k₄ = h·F(xᵢ + h, Yᵢ + k₃)</m:t>
+            <m:t>k2z = h*(</m:t>
+          </m:r>
+          <m:r>
+            <w:rPr>
+              <w:rFonts w:ascii="Cambria Math" w:hAnsi="Cambria Math"/>
+              <w:sz w:val="28"/>
+              <w:szCs w:val="28"/>
+            </w:rPr>
+            <m:t>1 - sin(0.75*(x_i + h/</m:t>
+          </m:r>
+          <m:r>
+            <w:rPr>
+              <w:rFonts w:ascii="Cambria Math" w:hAnsi="Cambria Math"/>
+              <w:sz w:val="28"/>
+              <w:szCs w:val="28"/>
+            </w:rPr>
+            <m:t>2) + (y_i + k1y/2)^2))</m:t>
           </m:r>
         </m:oMath>
       </m:oMathPara>
@@ -8664,18 +8015,6 @@
     <w:p>
       <w:pPr>
         <w:rPr>
-          <w:rFonts w:ascii="Cambria Math" w:hAnsi="Cambria Math"/>
-          <w:sz w:val="28"/>
-          <w:szCs w:val="28"/>
-          <w:oMath/>
-        </w:rPr>
-      </w:pPr>
-    </w:p>
-    <w:p>
-      <w:pPr>
-        <w:rPr>
-          <w:bCs/>
-          <w:iCs/>
           <w:sz w:val="28"/>
           <w:szCs w:val="28"/>
         </w:rPr>
@@ -8688,15 +8027,8 @@
               <w:sz w:val="28"/>
               <w:szCs w:val="28"/>
             </w:rPr>
-            <m:t>Yᵢ₊₁ = Yᵢ + (k₁ + 2k₂ + 2k₃ + k₄)/</m:t>
-          </m:r>
-          <m:r>
-            <w:rPr>
-              <w:rFonts w:ascii="Cambria Math" w:hAnsi="Cambria Math"/>
-              <w:sz w:val="28"/>
-              <w:szCs w:val="28"/>
-            </w:rPr>
-            <m:t>6</m:t>
+            <w:lastRenderedPageBreak/>
+            <m:t>k3y = h*(z_i + k2z/2)</m:t>
           </m:r>
         </m:oMath>
       </m:oMathPara>
@@ -8704,377 +8036,6 @@
     <w:p>
       <w:pPr>
         <w:rPr>
-          <w:b/>
-          <w:sz w:val="28"/>
-          <w:szCs w:val="28"/>
-        </w:rPr>
-      </w:pPr>
-    </w:p>
-    <w:p>
-      <w:pPr>
-        <w:rPr>
-          <w:bCs/>
-          <w:sz w:val="28"/>
-          <w:szCs w:val="28"/>
-        </w:rPr>
-      </w:pPr>
-      <w:r>
-        <w:rPr>
-          <w:bCs/>
-          <w:sz w:val="28"/>
-          <w:szCs w:val="28"/>
-        </w:rPr>
-        <w:lastRenderedPageBreak/>
-        <w:t xml:space="preserve">С помощью полученных формул вычисляются </w:t>
-      </w:r>
-      <m:oMath>
-        <m:sSub>
-          <m:sSubPr>
-            <m:ctrlPr>
-              <w:rPr>
-                <w:rFonts w:ascii="Cambria Math" w:hAnsi="Cambria Math"/>
-                <w:bCs/>
-                <w:i/>
-                <w:sz w:val="28"/>
-                <w:szCs w:val="28"/>
-              </w:rPr>
-            </m:ctrlPr>
-          </m:sSubPr>
-          <m:e>
-            <m:r>
-              <w:rPr>
-                <w:rFonts w:ascii="Cambria Math" w:hAnsi="Cambria Math"/>
-                <w:sz w:val="28"/>
-                <w:szCs w:val="28"/>
-              </w:rPr>
-              <m:t>Y</m:t>
-            </m:r>
-          </m:e>
-          <m:sub>
-            <m:r>
-              <w:rPr>
-                <w:rFonts w:ascii="Cambria Math" w:hAnsi="Cambria Math"/>
-                <w:sz w:val="28"/>
-                <w:szCs w:val="28"/>
-              </w:rPr>
-              <m:t>1</m:t>
-            </m:r>
-          </m:sub>
-        </m:sSub>
-      </m:oMath>
-      <w:r>
-        <w:rPr>
-          <w:bCs/>
-          <w:sz w:val="28"/>
-          <w:szCs w:val="28"/>
-        </w:rPr>
-        <w:t xml:space="preserve">, </w:t>
-      </w:r>
-      <m:oMath>
-        <m:sSub>
-          <m:sSubPr>
-            <m:ctrlPr>
-              <w:rPr>
-                <w:rFonts w:ascii="Cambria Math" w:hAnsi="Cambria Math"/>
-                <w:bCs/>
-                <w:i/>
-                <w:sz w:val="28"/>
-                <w:szCs w:val="28"/>
-              </w:rPr>
-            </m:ctrlPr>
-          </m:sSubPr>
-          <m:e>
-            <m:r>
-              <w:rPr>
-                <w:rFonts w:ascii="Cambria Math" w:hAnsi="Cambria Math"/>
-                <w:sz w:val="28"/>
-                <w:szCs w:val="28"/>
-              </w:rPr>
-              <m:t>Y</m:t>
-            </m:r>
-          </m:e>
-          <m:sub>
-            <m:r>
-              <w:rPr>
-                <w:rFonts w:ascii="Cambria Math" w:hAnsi="Cambria Math"/>
-                <w:sz w:val="28"/>
-                <w:szCs w:val="28"/>
-              </w:rPr>
-              <m:t>2</m:t>
-            </m:r>
-          </m:sub>
-        </m:sSub>
-      </m:oMath>
-      <w:r>
-        <w:rPr>
-          <w:bCs/>
-          <w:sz w:val="28"/>
-          <w:szCs w:val="28"/>
-        </w:rPr>
-        <w:t xml:space="preserve"> </w:t>
-      </w:r>
-      <w:r>
-        <w:rPr>
-          <w:bCs/>
-          <w:sz w:val="28"/>
-          <w:szCs w:val="28"/>
-        </w:rPr>
-        <w:t xml:space="preserve">и </w:t>
-      </w:r>
-      <m:oMath>
-        <m:sSub>
-          <m:sSubPr>
-            <m:ctrlPr>
-              <w:rPr>
-                <w:rFonts w:ascii="Cambria Math" w:hAnsi="Cambria Math"/>
-                <w:bCs/>
-                <w:i/>
-                <w:sz w:val="28"/>
-                <w:szCs w:val="28"/>
-              </w:rPr>
-            </m:ctrlPr>
-          </m:sSubPr>
-          <m:e>
-            <m:r>
-              <w:rPr>
-                <w:rFonts w:ascii="Cambria Math" w:hAnsi="Cambria Math"/>
-                <w:sz w:val="28"/>
-                <w:szCs w:val="28"/>
-              </w:rPr>
-              <m:t>Y</m:t>
-            </m:r>
-          </m:e>
-          <m:sub>
-            <m:r>
-              <w:rPr>
-                <w:rFonts w:ascii="Cambria Math" w:hAnsi="Cambria Math"/>
-                <w:sz w:val="28"/>
-                <w:szCs w:val="28"/>
-              </w:rPr>
-              <m:t>3</m:t>
-            </m:r>
-          </m:sub>
-        </m:sSub>
-      </m:oMath>
-      <w:r>
-        <w:rPr>
-          <w:bCs/>
-          <w:sz w:val="28"/>
-          <w:szCs w:val="28"/>
-        </w:rPr>
-        <w:t xml:space="preserve"> для формулы Адамса.</w:t>
-      </w:r>
-    </w:p>
-    <w:p>
-      <w:pPr>
-        <w:rPr>
-          <w:bCs/>
-          <w:sz w:val="28"/>
-          <w:szCs w:val="28"/>
-        </w:rPr>
-      </w:pPr>
-    </w:p>
-    <w:p>
-      <w:pPr>
-        <w:rPr>
-          <w:bCs/>
-          <w:sz w:val="28"/>
-          <w:szCs w:val="28"/>
-        </w:rPr>
-      </w:pPr>
-      <w:r>
-        <w:rPr>
-          <w:bCs/>
-          <w:sz w:val="28"/>
-          <w:szCs w:val="28"/>
-        </w:rPr>
-        <w:t>Далее выводим</w:t>
-      </w:r>
-      <w:r>
-        <w:rPr>
-          <w:bCs/>
-          <w:sz w:val="28"/>
-          <w:szCs w:val="28"/>
-        </w:rPr>
-        <w:t xml:space="preserve"> </w:t>
-      </w:r>
-      <w:r>
-        <w:rPr>
-          <w:bCs/>
-          <w:sz w:val="28"/>
-          <w:szCs w:val="28"/>
-        </w:rPr>
-        <w:t>после интегрирования для 3-го порядка</w:t>
-      </w:r>
-      <w:r>
-        <w:rPr>
-          <w:bCs/>
-          <w:sz w:val="28"/>
-          <w:szCs w:val="28"/>
-        </w:rPr>
-        <w:t>:</w:t>
-      </w:r>
-    </w:p>
-    <w:p>
-      <w:pPr>
-        <w:rPr>
-          <w:bCs/>
-          <w:sz w:val="28"/>
-          <w:szCs w:val="28"/>
-        </w:rPr>
-      </w:pPr>
-    </w:p>
-    <w:p>
-      <w:pPr>
-        <w:rPr>
-          <w:bCs/>
-          <w:i/>
-          <w:sz w:val="28"/>
-          <w:szCs w:val="28"/>
-          <w:lang w:val="en-US"/>
-        </w:rPr>
-      </w:pPr>
-      <m:oMathPara>
-        <m:oMath>
-          <m:r>
-            <w:rPr>
-              <w:rFonts w:ascii="Cambria Math" w:hAnsi="Cambria Math"/>
-              <w:sz w:val="28"/>
-              <w:szCs w:val="28"/>
-              <w:lang w:val="en-US"/>
-            </w:rPr>
-            <m:t>Yᵢ₊₁ = Yᵢ + h(</m:t>
-          </m:r>
-          <m:r>
-            <w:rPr>
-              <w:rFonts w:ascii="Cambria Math" w:hAnsi="Cambria Math"/>
-              <w:sz w:val="28"/>
-              <w:szCs w:val="28"/>
-              <w:lang w:val="en-US"/>
-            </w:rPr>
-            <m:t>23Fᵢ - 16Fᵢ₋₁ + 5Fᵢ₋₂)/12</m:t>
-          </m:r>
-        </m:oMath>
-      </m:oMathPara>
-    </w:p>
-    <w:p>
-      <w:pPr>
-        <w:rPr>
-          <w:bCs/>
-          <w:i/>
-          <w:sz w:val="28"/>
-          <w:szCs w:val="28"/>
-          <w:lang w:val="en-US"/>
-        </w:rPr>
-      </w:pPr>
-    </w:p>
-    <w:p>
-      <w:pPr>
-        <w:rPr>
-          <w:bCs/>
-          <w:sz w:val="28"/>
-          <w:szCs w:val="28"/>
-          <w:lang w:val="en-US"/>
-        </w:rPr>
-      </w:pPr>
-      <w:r>
-        <w:rPr>
-          <w:bCs/>
-          <w:sz w:val="28"/>
-          <w:szCs w:val="28"/>
-        </w:rPr>
-        <w:t>И для 4-го</w:t>
-      </w:r>
-      <w:r>
-        <w:rPr>
-          <w:bCs/>
-          <w:sz w:val="28"/>
-          <w:szCs w:val="28"/>
-          <w:lang w:val="en-US"/>
-        </w:rPr>
-        <w:t>:</w:t>
-      </w:r>
-    </w:p>
-    <w:p>
-      <w:pPr>
-        <w:rPr>
-          <w:bCs/>
-          <w:sz w:val="28"/>
-          <w:szCs w:val="28"/>
-          <w:lang w:val="en-US"/>
-        </w:rPr>
-      </w:pPr>
-      <m:oMathPara>
-        <m:oMath>
-          <m:r>
-            <w:rPr>
-              <w:rFonts w:ascii="Cambria Math" w:hAnsi="Cambria Math"/>
-              <w:sz w:val="28"/>
-              <w:szCs w:val="28"/>
-              <w:lang w:val="en-US"/>
-            </w:rPr>
-            <m:t>Yᵢ₊₁ = Yᵢ + h(</m:t>
-          </m:r>
-          <m:r>
-            <w:rPr>
-              <w:rFonts w:ascii="Cambria Math" w:hAnsi="Cambria Math"/>
-              <w:sz w:val="28"/>
-              <w:szCs w:val="28"/>
-              <w:lang w:val="en-US"/>
-            </w:rPr>
-            <m:t>55Fᵢ - 59Fᵢ₋₁ + 37Fᵢ₋₂ - 9Fᵢ₋₃)/24</m:t>
-          </m:r>
-        </m:oMath>
-      </m:oMathPara>
-    </w:p>
-    <w:p>
-      <w:pPr>
-        <w:rPr>
-          <w:bCs/>
-          <w:sz w:val="28"/>
-          <w:szCs w:val="28"/>
-          <w:lang w:val="en-US"/>
-        </w:rPr>
-      </w:pPr>
-    </w:p>
-    <w:p>
-      <w:pPr>
-        <w:rPr>
-          <w:bCs/>
-          <w:sz w:val="28"/>
-          <w:szCs w:val="28"/>
-        </w:rPr>
-      </w:pPr>
-      <w:r>
-        <w:rPr>
-          <w:bCs/>
-          <w:sz w:val="28"/>
-          <w:szCs w:val="28"/>
-        </w:rPr>
-        <w:t>Записываем формулу для контроля точности (двойного пересчета)</w:t>
-      </w:r>
-      <w:r>
-        <w:rPr>
-          <w:bCs/>
-          <w:sz w:val="28"/>
-          <w:szCs w:val="28"/>
-        </w:rPr>
-        <w:t>:</w:t>
-      </w:r>
-    </w:p>
-    <w:p>
-      <w:pPr>
-        <w:rPr>
-          <w:bCs/>
-          <w:sz w:val="28"/>
-          <w:szCs w:val="28"/>
-        </w:rPr>
-      </w:pPr>
-    </w:p>
-    <w:p>
-      <w:pPr>
-        <w:rPr>
-          <w:bCs/>
           <w:sz w:val="28"/>
           <w:szCs w:val="28"/>
         </w:rPr>
@@ -9087,10 +8048,618 @@
               <w:sz w:val="28"/>
               <w:szCs w:val="28"/>
             </w:rPr>
-            <m:t>δ = max| y₁⁽ᴺ⁾(xₖ) - y₁⁽²ᴺ⁾(x₂ₖ) | &lt; ε,   ε = 0.001</m:t>
+            <m:t>k3z = h*(</m:t>
+          </m:r>
+          <m:r>
+            <w:rPr>
+              <w:rFonts w:ascii="Cambria Math" w:hAnsi="Cambria Math"/>
+              <w:sz w:val="28"/>
+              <w:szCs w:val="28"/>
+            </w:rPr>
+            <m:t>1 - sin(0.75*(x_i + h/</m:t>
+          </m:r>
+          <m:r>
+            <w:rPr>
+              <w:rFonts w:ascii="Cambria Math" w:hAnsi="Cambria Math"/>
+              <w:sz w:val="28"/>
+              <w:szCs w:val="28"/>
+            </w:rPr>
+            <m:t>2) + (y_i + k2y/2)^2))</m:t>
           </m:r>
         </m:oMath>
       </m:oMathPara>
+    </w:p>
+    <w:p>
+      <w:pPr>
+        <w:rPr>
+          <w:sz w:val="28"/>
+          <w:szCs w:val="28"/>
+        </w:rPr>
+      </w:pPr>
+      <m:oMathPara>
+        <m:oMath>
+          <m:r>
+            <w:rPr>
+              <w:rFonts w:ascii="Cambria Math" w:hAnsi="Cambria Math"/>
+              <w:sz w:val="28"/>
+              <w:szCs w:val="28"/>
+            </w:rPr>
+            <m:t>k4y = h*(z_i + k3z)</m:t>
+          </m:r>
+        </m:oMath>
+      </m:oMathPara>
+    </w:p>
+    <w:p>
+      <w:pPr>
+        <w:rPr>
+          <w:sz w:val="28"/>
+          <w:szCs w:val="28"/>
+        </w:rPr>
+      </w:pPr>
+      <m:oMathPara>
+        <m:oMath>
+          <m:r>
+            <w:rPr>
+              <w:rFonts w:ascii="Cambria Math" w:hAnsi="Cambria Math"/>
+              <w:sz w:val="28"/>
+              <w:szCs w:val="28"/>
+            </w:rPr>
+            <m:t>k4z = h*(</m:t>
+          </m:r>
+          <m:r>
+            <w:rPr>
+              <w:rFonts w:ascii="Cambria Math" w:hAnsi="Cambria Math"/>
+              <w:sz w:val="28"/>
+              <w:szCs w:val="28"/>
+            </w:rPr>
+            <m:t>1 - sin(0.75*(x_i + h) + (y_i + k3y)^2))</m:t>
+          </m:r>
+        </m:oMath>
+      </m:oMathPara>
+    </w:p>
+    <w:p>
+      <w:pPr>
+        <w:pStyle w:val="a9"/>
+        <w:jc w:val="center"/>
+        <w:rPr>
+          <w:rFonts w:eastAsiaTheme="minorEastAsia"/>
+          <w:bCs w:val="0"/>
+          <w:iCs/>
+          <w:lang w:val="en-US"/>
+        </w:rPr>
+      </w:pPr>
+    </w:p>
+    <w:p>
+      <w:pPr>
+        <w:pStyle w:val="a9"/>
+        <w:rPr>
+          <w:rFonts w:eastAsiaTheme="minorEastAsia"/>
+          <w:bCs w:val="0"/>
+          <w:iCs/>
+          <w:lang w:val="en-US"/>
+        </w:rPr>
+      </w:pPr>
+      <w:r>
+        <w:rPr>
+          <w:rFonts w:eastAsiaTheme="minorEastAsia"/>
+          <w:bCs w:val="0"/>
+          <w:iCs/>
+        </w:rPr>
+        <w:t>Новые значения</w:t>
+      </w:r>
+      <w:r>
+        <w:rPr>
+          <w:rFonts w:eastAsiaTheme="minorEastAsia"/>
+          <w:bCs w:val="0"/>
+          <w:iCs/>
+          <w:lang w:val="en-US"/>
+        </w:rPr>
+        <w:t>:</w:t>
+      </w:r>
+    </w:p>
+    <w:p>
+      <w:pPr>
+        <w:rPr>
+          <w:sz w:val="28"/>
+          <w:szCs w:val="28"/>
+        </w:rPr>
+      </w:pPr>
+      <m:oMathPara>
+        <m:oMathParaPr>
+          <m:jc m:val="center"/>
+        </m:oMathParaPr>
+        <m:oMath>
+          <m:r>
+            <w:rPr>
+              <w:rFonts w:ascii="Cambria Math" w:hAnsi="Cambria Math"/>
+              <w:sz w:val="28"/>
+              <w:szCs w:val="28"/>
+            </w:rPr>
+            <m:t>y_(i+1) = y_i + 1/6*(k1y + 2k2y + 2k3y + k4y</m:t>
+          </m:r>
+          <m:r>
+            <w:rPr>
+              <w:rFonts w:ascii="Cambria Math" w:hAnsi="Cambria Math"/>
+              <w:sz w:val="28"/>
+              <w:szCs w:val="28"/>
+            </w:rPr>
+            <m:t>)</m:t>
+          </m:r>
+        </m:oMath>
+      </m:oMathPara>
+    </w:p>
+    <w:p>
+      <w:pPr>
+        <w:rPr>
+          <w:sz w:val="28"/>
+          <w:szCs w:val="28"/>
+        </w:rPr>
+      </w:pPr>
+      <m:oMathPara>
+        <m:oMathParaPr>
+          <m:jc m:val="center"/>
+        </m:oMathParaPr>
+        <m:oMath>
+          <m:r>
+            <w:rPr>
+              <w:rFonts w:ascii="Cambria Math" w:hAnsi="Cambria Math"/>
+              <w:sz w:val="28"/>
+              <w:szCs w:val="28"/>
+            </w:rPr>
+            <m:t>z_(i+1) = z_i + 1/6*(k1z + 2k2z + 2k3z + k4z</m:t>
+          </m:r>
+          <m:r>
+            <w:rPr>
+              <w:rFonts w:ascii="Cambria Math" w:hAnsi="Cambria Math"/>
+              <w:sz w:val="28"/>
+              <w:szCs w:val="28"/>
+            </w:rPr>
+            <m:t>)</m:t>
+          </m:r>
+        </m:oMath>
+      </m:oMathPara>
+    </w:p>
+    <w:p>
+      <w:pPr>
+        <w:rPr>
+          <w:sz w:val="28"/>
+          <w:szCs w:val="28"/>
+        </w:rPr>
+      </w:pPr>
+    </w:p>
+    <w:p>
+      <w:pPr>
+        <w:rPr>
+          <w:sz w:val="28"/>
+          <w:szCs w:val="28"/>
+          <w:lang w:val="en-US"/>
+        </w:rPr>
+      </w:pPr>
+      <w:r>
+        <w:rPr>
+          <w:sz w:val="28"/>
+          <w:szCs w:val="28"/>
+        </w:rPr>
+        <w:t>Метод Адамса 3-го порядка</w:t>
+      </w:r>
+      <w:r>
+        <w:rPr>
+          <w:sz w:val="28"/>
+          <w:szCs w:val="28"/>
+          <w:lang w:val="en-US"/>
+        </w:rPr>
+        <w:t>:</w:t>
+      </w:r>
+    </w:p>
+    <w:p>
+      <w:pPr>
+        <w:rPr>
+          <w:sz w:val="28"/>
+          <w:szCs w:val="28"/>
+          <w:lang w:val="en-US"/>
+        </w:rPr>
+      </w:pPr>
+    </w:p>
+    <w:p>
+      <w:pPr>
+        <w:rPr>
+          <w:sz w:val="28"/>
+          <w:szCs w:val="28"/>
+        </w:rPr>
+      </w:pPr>
+      <m:oMathPara>
+        <m:oMath>
+          <m:r>
+            <w:rPr>
+              <w:rFonts w:ascii="Cambria Math" w:hAnsi="Cambria Math"/>
+              <w:sz w:val="28"/>
+              <w:szCs w:val="28"/>
+            </w:rPr>
+            <m:t>y_(i+1) = y_i + h/</m:t>
+          </m:r>
+          <m:r>
+            <w:rPr>
+              <w:rFonts w:ascii="Cambria Math" w:hAnsi="Cambria Math"/>
+              <w:sz w:val="28"/>
+              <w:szCs w:val="28"/>
+            </w:rPr>
+            <m:t>12*(23y'_i -16y'_(i-1) +5y'_(i-2))</m:t>
+          </m:r>
+        </m:oMath>
+      </m:oMathPara>
+    </w:p>
+    <w:p>
+      <w:pPr>
+        <w:rPr>
+          <w:sz w:val="28"/>
+          <w:szCs w:val="28"/>
+        </w:rPr>
+      </w:pPr>
+      <m:oMathPara>
+        <m:oMath>
+          <m:r>
+            <w:rPr>
+              <w:rFonts w:ascii="Cambria Math" w:hAnsi="Cambria Math"/>
+              <w:sz w:val="28"/>
+              <w:szCs w:val="28"/>
+            </w:rPr>
+            <m:t>z_(i+1) = z_i + h/</m:t>
+          </m:r>
+          <m:r>
+            <w:rPr>
+              <w:rFonts w:ascii="Cambria Math" w:hAnsi="Cambria Math"/>
+              <w:sz w:val="28"/>
+              <w:szCs w:val="28"/>
+            </w:rPr>
+            <m:t>12*(23z'_i -16z'_(i-1) +5z'_(i-2))</m:t>
+          </m:r>
+        </m:oMath>
+      </m:oMathPara>
+    </w:p>
+    <w:p>
+      <w:pPr>
+        <w:rPr>
+          <w:sz w:val="28"/>
+          <w:szCs w:val="28"/>
+        </w:rPr>
+      </w:pPr>
+    </w:p>
+    <w:p>
+      <w:pPr>
+        <w:rPr>
+          <w:sz w:val="28"/>
+          <w:szCs w:val="28"/>
+          <w:lang w:val="en-US"/>
+        </w:rPr>
+      </w:pPr>
+      <w:r>
+        <w:rPr>
+          <w:sz w:val="28"/>
+          <w:szCs w:val="28"/>
+        </w:rPr>
+        <w:t>Подставляя</w:t>
+      </w:r>
+      <w:r>
+        <w:rPr>
+          <w:sz w:val="28"/>
+          <w:szCs w:val="28"/>
+          <w:lang w:val="en-US"/>
+        </w:rPr>
+        <w:t>:</w:t>
+      </w:r>
+    </w:p>
+    <w:p>
+      <w:pPr>
+        <w:rPr>
+          <w:sz w:val="28"/>
+          <w:szCs w:val="28"/>
+          <w:lang w:val="en-US"/>
+        </w:rPr>
+      </w:pPr>
+    </w:p>
+    <w:p>
+      <w:pPr>
+        <w:rPr>
+          <w:sz w:val="28"/>
+          <w:szCs w:val="28"/>
+        </w:rPr>
+      </w:pPr>
+      <m:oMathPara>
+        <m:oMath>
+          <m:r>
+            <w:rPr>
+              <w:rFonts w:ascii="Cambria Math" w:hAnsi="Cambria Math"/>
+              <w:sz w:val="28"/>
+              <w:szCs w:val="28"/>
+            </w:rPr>
+            <m:t>y_(i+1) = y_i + h/</m:t>
+          </m:r>
+          <m:r>
+            <w:rPr>
+              <w:rFonts w:ascii="Cambria Math" w:hAnsi="Cambria Math"/>
+              <w:sz w:val="28"/>
+              <w:szCs w:val="28"/>
+            </w:rPr>
+            <m:t>12*(23z_i -16z_(i-1) +5z_(i-2))</m:t>
+          </m:r>
+        </m:oMath>
+      </m:oMathPara>
+    </w:p>
+    <w:p>
+      <w:pPr>
+        <w:rPr>
+          <w:sz w:val="28"/>
+          <w:szCs w:val="28"/>
+        </w:rPr>
+      </w:pPr>
+      <m:oMathPara>
+        <m:oMath>
+          <m:r>
+            <w:rPr>
+              <w:rFonts w:ascii="Cambria Math" w:hAnsi="Cambria Math"/>
+              <w:sz w:val="28"/>
+              <w:szCs w:val="28"/>
+            </w:rPr>
+            <m:t>z_(i+1) = z_i + h/</m:t>
+          </m:r>
+          <m:r>
+            <w:rPr>
+              <w:rFonts w:ascii="Cambria Math" w:hAnsi="Cambria Math"/>
+              <w:sz w:val="28"/>
+              <w:szCs w:val="28"/>
+            </w:rPr>
+            <m:t>12*(23(1 - sin(0.75x_i + y_i^2)) -16(1 - sin(0.75x_(i-1) + y_(i-1)^2)) +5(1 - sin(0.75x_(i-2) + y_(i-2)^2)))</m:t>
+          </m:r>
+        </m:oMath>
+      </m:oMathPara>
+    </w:p>
+    <w:p>
+      <w:pPr>
+        <w:rPr>
+          <w:sz w:val="28"/>
+          <w:szCs w:val="28"/>
+        </w:rPr>
+      </w:pPr>
+    </w:p>
+    <w:p>
+      <w:pPr>
+        <w:rPr>
+          <w:sz w:val="28"/>
+          <w:szCs w:val="28"/>
+          <w:lang w:val="en-US"/>
+        </w:rPr>
+      </w:pPr>
+      <w:r>
+        <w:rPr>
+          <w:sz w:val="28"/>
+          <w:szCs w:val="28"/>
+        </w:rPr>
+        <w:t>Метод Адамса 4-го порядка</w:t>
+      </w:r>
+      <w:r>
+        <w:rPr>
+          <w:sz w:val="28"/>
+          <w:szCs w:val="28"/>
+          <w:lang w:val="en-US"/>
+        </w:rPr>
+        <w:t>:</w:t>
+      </w:r>
+    </w:p>
+    <w:p>
+      <w:pPr>
+        <w:rPr>
+          <w:sz w:val="28"/>
+          <w:szCs w:val="28"/>
+          <w:lang w:val="en-US"/>
+        </w:rPr>
+      </w:pPr>
+    </w:p>
+    <w:p>
+      <w:pPr>
+        <w:rPr>
+          <w:sz w:val="28"/>
+          <w:szCs w:val="28"/>
+        </w:rPr>
+      </w:pPr>
+      <m:oMathPara>
+        <m:oMathParaPr>
+          <m:jc m:val="center"/>
+        </m:oMathParaPr>
+        <m:oMath>
+          <m:r>
+            <w:rPr>
+              <w:rFonts w:ascii="Cambria Math" w:hAnsi="Cambria Math"/>
+              <w:sz w:val="28"/>
+              <w:szCs w:val="28"/>
+            </w:rPr>
+            <m:t>y_(i+1) = y_i + h/</m:t>
+          </m:r>
+          <m:r>
+            <w:rPr>
+              <w:rFonts w:ascii="Cambria Math" w:hAnsi="Cambria Math"/>
+              <w:sz w:val="28"/>
+              <w:szCs w:val="28"/>
+            </w:rPr>
+            <m:t>24*(55y'_i -59y'_(i-1) +37y'_(i-2) -9y'_(i-3)</m:t>
+          </m:r>
+          <m:r>
+            <w:rPr>
+              <w:rFonts w:ascii="Cambria Math" w:hAnsi="Cambria Math"/>
+              <w:sz w:val="28"/>
+              <w:szCs w:val="28"/>
+            </w:rPr>
+            <m:t>)</m:t>
+          </m:r>
+        </m:oMath>
+      </m:oMathPara>
+    </w:p>
+    <w:p>
+      <w:pPr>
+        <w:rPr>
+          <w:sz w:val="28"/>
+          <w:szCs w:val="28"/>
+        </w:rPr>
+      </w:pPr>
+      <m:oMathPara>
+        <m:oMathParaPr>
+          <m:jc m:val="center"/>
+        </m:oMathParaPr>
+        <m:oMath>
+          <m:r>
+            <w:rPr>
+              <w:rFonts w:ascii="Cambria Math" w:hAnsi="Cambria Math"/>
+              <w:sz w:val="28"/>
+              <w:szCs w:val="28"/>
+            </w:rPr>
+            <m:t>z_(i+1) = z_i + h/</m:t>
+          </m:r>
+          <m:r>
+            <w:rPr>
+              <w:rFonts w:ascii="Cambria Math" w:hAnsi="Cambria Math"/>
+              <w:sz w:val="28"/>
+              <w:szCs w:val="28"/>
+            </w:rPr>
+            <m:t>24*(55z'_i -59z'_(i-1) +37z'_(i-2) -9z'_(i-3)</m:t>
+          </m:r>
+          <m:r>
+            <w:rPr>
+              <w:rFonts w:ascii="Cambria Math" w:hAnsi="Cambria Math"/>
+              <w:sz w:val="28"/>
+              <w:szCs w:val="28"/>
+            </w:rPr>
+            <m:t>)</m:t>
+          </m:r>
+        </m:oMath>
+      </m:oMathPara>
+    </w:p>
+    <w:p>
+      <w:pPr>
+        <w:rPr>
+          <w:sz w:val="28"/>
+          <w:szCs w:val="28"/>
+        </w:rPr>
+      </w:pPr>
+    </w:p>
+    <w:p>
+      <w:pPr>
+        <w:rPr>
+          <w:sz w:val="28"/>
+          <w:szCs w:val="28"/>
+          <w:lang w:val="en-US"/>
+        </w:rPr>
+      </w:pPr>
+      <w:r>
+        <w:rPr>
+          <w:sz w:val="28"/>
+          <w:szCs w:val="28"/>
+        </w:rPr>
+        <w:t>Подставляя</w:t>
+      </w:r>
+      <w:r>
+        <w:rPr>
+          <w:sz w:val="28"/>
+          <w:szCs w:val="28"/>
+          <w:lang w:val="en-US"/>
+        </w:rPr>
+        <w:t>:</w:t>
+      </w:r>
+    </w:p>
+    <w:p>
+      <w:pPr>
+        <w:rPr>
+          <w:sz w:val="28"/>
+          <w:szCs w:val="28"/>
+          <w:lang w:val="en-US"/>
+        </w:rPr>
+      </w:pPr>
+    </w:p>
+    <w:p>
+      <w:pPr>
+        <w:rPr>
+          <w:sz w:val="28"/>
+          <w:szCs w:val="28"/>
+        </w:rPr>
+      </w:pPr>
+      <m:oMathPara>
+        <m:oMathParaPr>
+          <m:jc m:val="center"/>
+        </m:oMathParaPr>
+        <m:oMath>
+          <m:r>
+            <w:rPr>
+              <w:rFonts w:ascii="Cambria Math" w:hAnsi="Cambria Math"/>
+              <w:sz w:val="28"/>
+              <w:szCs w:val="28"/>
+            </w:rPr>
+            <m:t>y_(i+1) = y_i + h/</m:t>
+          </m:r>
+          <m:r>
+            <w:rPr>
+              <w:rFonts w:ascii="Cambria Math" w:hAnsi="Cambria Math"/>
+              <w:sz w:val="28"/>
+              <w:szCs w:val="28"/>
+            </w:rPr>
+            <m:t>24*(55z_i -59z_(i-1) +37z_(i-2) -9z_(i-3)</m:t>
+          </m:r>
+          <m:r>
+            <w:rPr>
+              <w:rFonts w:ascii="Cambria Math" w:hAnsi="Cambria Math"/>
+              <w:sz w:val="28"/>
+              <w:szCs w:val="28"/>
+            </w:rPr>
+            <m:t>)</m:t>
+          </m:r>
+        </m:oMath>
+      </m:oMathPara>
+    </w:p>
+    <w:p>
+      <w:pPr>
+        <w:rPr>
+          <w:sz w:val="28"/>
+          <w:szCs w:val="28"/>
+        </w:rPr>
+      </w:pPr>
+      <m:oMathPara>
+        <m:oMathParaPr>
+          <m:jc m:val="center"/>
+        </m:oMathParaPr>
+        <m:oMath>
+          <m:r>
+            <w:rPr>
+              <w:rFonts w:ascii="Cambria Math" w:hAnsi="Cambria Math"/>
+              <w:sz w:val="28"/>
+              <w:szCs w:val="28"/>
+            </w:rPr>
+            <m:t>z_(i+1) = z_i + h/</m:t>
+          </m:r>
+          <m:r>
+            <w:rPr>
+              <w:rFonts w:ascii="Cambria Math" w:hAnsi="Cambria Math"/>
+              <w:sz w:val="28"/>
+              <w:szCs w:val="28"/>
+            </w:rPr>
+            <m:t>24*(55(1 - sin(0.75x_i + y_i^2)) -59(1 - sin(0.75x_(i-1) + y_(i-1)^2)) +37(1 - sin(0.75x_(i-2) + y_(i-2)^2)) -9(1 - sin(0.75x_(i-3) + y_(i-3)^2))</m:t>
+          </m:r>
+          <m:r>
+            <w:rPr>
+              <w:rFonts w:ascii="Cambria Math" w:hAnsi="Cambria Math"/>
+              <w:sz w:val="28"/>
+              <w:szCs w:val="28"/>
+            </w:rPr>
+            <m:t>)</m:t>
+          </m:r>
+        </m:oMath>
+      </m:oMathPara>
+    </w:p>
+    <w:p>
+      <w:pPr>
+        <w:jc w:val="center"/>
+        <w:rPr>
+          <w:sz w:val="28"/>
+          <w:szCs w:val="28"/>
+          <w:lang w:val="en-US"/>
+        </w:rPr>
+      </w:pPr>
     </w:p>
     <w:p>
       <w:pPr>
@@ -9464,6 +9033,7 @@
                 <w:szCs w:val="28"/>
                 <w:lang w:val="en-US"/>
               </w:rPr>
+              <w:lastRenderedPageBreak/>
               <w:t>0.4936</w:t>
             </w:r>
           </w:p>
@@ -10773,7 +10343,6 @@
                 <w:szCs w:val="28"/>
                 <w:lang w:val="en-US"/>
               </w:rPr>
-              <w:lastRenderedPageBreak/>
               <w:t>0.4966</w:t>
             </w:r>
           </w:p>
@@ -11577,6 +11146,7 @@
                 <w:sz w:val="28"/>
                 <w:szCs w:val="28"/>
               </w:rPr>
+              <w:lastRenderedPageBreak/>
               <w:t>0.4936</w:t>
             </w:r>
           </w:p>
@@ -12656,7 +12226,6 @@
                 <w:sz w:val="28"/>
                 <w:szCs w:val="28"/>
               </w:rPr>
-              <w:lastRenderedPageBreak/>
               <w:t>0.4961</w:t>
             </w:r>
           </w:p>
@@ -13155,6 +12724,7 @@
           <w:sz w:val="28"/>
           <w:szCs w:val="28"/>
         </w:rPr>
+        <w:lastRenderedPageBreak/>
         <w:t>Уравнение первого порядка было решено методом Эйлера-Коши (второго порядка точности) и методом Рунге–Кутты четвёртого порядка. Уравнение второго порядка было приведено к системе двух уравнений первого порядка и решено методами Адамса третьего и четвёртого порядков.</w:t>
       </w:r>
     </w:p>
@@ -16970,11 +16540,6 @@
       </w:r>
     </w:p>
     <w:p>
-      <w:pPr>
-        <w:rPr>
-          <w:lang w:val="en-US"/>
-        </w:rPr>
-      </w:pPr>
       <w:r>
         <w:rPr>
           <w:lang w:val="en-US"/>
@@ -16986,49 +16551,36 @@
         <w:rPr>
           <w:lang w:val="en-US"/>
         </w:rPr>
-        <w:t>print(</w:t>
+        <w:t>print</w:t>
+      </w:r>
+      <w:r>
+        <w:t>(</w:t>
       </w:r>
       <w:proofErr w:type="gramEnd"/>
       <w:r>
-        <w:rPr>
-          <w:lang w:val="en-US"/>
-        </w:rPr>
-        <w:t>"</w:t>
-      </w:r>
-      <w:proofErr w:type="spellStart"/>
-      <w:r>
-        <w:rPr>
-          <w:lang w:val="en-US"/>
-        </w:rPr>
-        <w:t>Метод</w:t>
-      </w:r>
-      <w:proofErr w:type="spellEnd"/>
-      <w:r>
-        <w:rPr>
-          <w:lang w:val="en-US"/>
-        </w:rPr>
-        <w:t xml:space="preserve">:", </w:t>
-      </w:r>
-      <w:proofErr w:type="spellStart"/>
-      <w:r>
-        <w:rPr>
-          <w:lang w:val="en-US"/>
-        </w:rPr>
-        <w:t>method_name</w:t>
-      </w:r>
-      <w:proofErr w:type="spellEnd"/>
-      <w:r>
-        <w:rPr>
-          <w:lang w:val="en-US"/>
-        </w:rPr>
+        <w:t xml:space="preserve">"Метод:", </w:t>
+      </w:r>
+      <w:r>
+        <w:rPr>
+          <w:lang w:val="en-US"/>
+        </w:rPr>
+        <w:t>method</w:t>
+      </w:r>
+      <w:r>
+        <w:t>_</w:t>
+      </w:r>
+      <w:r>
+        <w:rPr>
+          <w:lang w:val="en-US"/>
+        </w:rPr>
+        <w:t>name</w:t>
+      </w:r>
+      <w:r>
         <w:t>)</w:t>
       </w:r>
     </w:p>
     <w:p>
       <w:r>
-        <w:rPr>
-          <w:lang w:val="en-US"/>
-        </w:rPr>
         <w:t xml:space="preserve">    </w:t>
       </w:r>
       <w:proofErr w:type="gramStart"/>
@@ -18087,6 +17639,7 @@
         <w:docPartUnique/>
       </w:docPartObj>
     </w:sdtPr>
+    <w:sdtEndPr/>
     <w:sdtContent>
       <w:p>
         <w:pPr>
@@ -18700,6 +18253,49 @@
       <w:lang w:eastAsia="ru-RU"/>
     </w:rPr>
   </w:style>
+  <w:style w:type="paragraph" w:customStyle="1" w:styleId="a9">
+    <w:name w:val="Стандартный"/>
+    <w:basedOn w:val="aa"/>
+    <w:link w:val="ab"/>
+    <w:qFormat/>
+    <w:rsid w:val="008F2D17"/>
+    <w:pPr>
+      <w:spacing w:line="360" w:lineRule="auto"/>
+    </w:pPr>
+    <w:rPr>
+      <w:rFonts w:eastAsiaTheme="minorHAnsi" w:cstheme="minorBidi"/>
+      <w:bCs/>
+      <w:sz w:val="32"/>
+      <w:lang w:eastAsia="en-US"/>
+    </w:rPr>
+  </w:style>
+  <w:style w:type="character" w:customStyle="1" w:styleId="ab">
+    <w:name w:val="Стандартный Знак"/>
+    <w:basedOn w:val="a0"/>
+    <w:link w:val="a9"/>
+    <w:rsid w:val="008F2D17"/>
+    <w:rPr>
+      <w:rFonts w:ascii="Times New Roman" w:hAnsi="Times New Roman"/>
+      <w:bCs/>
+      <w:sz w:val="32"/>
+      <w:szCs w:val="24"/>
+    </w:rPr>
+  </w:style>
+  <w:style w:type="paragraph" w:styleId="aa">
+    <w:name w:val="No Spacing"/>
+    <w:uiPriority w:val="1"/>
+    <w:qFormat/>
+    <w:rsid w:val="008F2D17"/>
+    <w:pPr>
+      <w:spacing w:after="0" w:line="240" w:lineRule="auto"/>
+    </w:pPr>
+    <w:rPr>
+      <w:rFonts w:ascii="Times New Roman" w:eastAsia="Times New Roman" w:hAnsi="Times New Roman" w:cs="Times New Roman"/>
+      <w:sz w:val="24"/>
+      <w:szCs w:val="24"/>
+      <w:lang w:eastAsia="ru-RU"/>
+    </w:rPr>
+  </w:style>
 </w:styles>
 </file>
 
